--- a/docs/测试说明.docx
+++ b/docs/测试说明.docx
@@ -2,6 +2,7 @@
 <file path=word/document.xml><?xml version="1.0" encoding="utf-8"?>
 <w:document xmlns:wpc="http://schemas.microsoft.com/office/word/2010/wordprocessingCanvas" xmlns:mo="http://schemas.microsoft.com/office/mac/office/2008/main" xmlns:mc="http://schemas.openxmlformats.org/markup-compatibility/2006" xmlns:mv="urn:schemas-microsoft-com:mac:vml" xmlns:o="urn:schemas-microsoft-com:office:office" xmlns:r="http://schemas.openxmlformats.org/officeDocument/2006/relationships" xmlns:m="http://schemas.openxmlformats.org/officeDocument/2006/math" xmlns:v="urn:schemas-microsoft-com:vml" xmlns:wp14="http://schemas.microsoft.com/office/word/2010/wordprocessingDrawing" xmlns:wp="http://schemas.openxmlformats.org/drawingml/2006/wordprocessingDrawing" xmlns:w10="urn:schemas-microsoft-com:office:word" xmlns:w="http://schemas.openxmlformats.org/wordprocessingml/2006/main" xmlns:w14="http://schemas.microsoft.com/office/word/2010/wordml" xmlns:wpg="http://schemas.microsoft.com/office/word/2010/wordprocessingGroup" xmlns:wpi="http://schemas.microsoft.com/office/word/2010/wordprocessingInk" xmlns:wne="http://schemas.microsoft.com/office/word/2006/wordml" xmlns:wps="http://schemas.microsoft.com/office/word/2010/wordprocessingShape" mc:Ignorable="w14 wp14">
   <w:body>
+    <w:p/>
     <w:p/>
     <w:p/>
     <w:p/>
@@ -13,8 +14,9 @@
       </w:pPr>
       <w:r>
         <w:rPr>
-          <w:rFonts w:ascii="Arial" w:hAnsi="Arial" w:eastAsia="黑体"/>
+          <w:rFonts w:ascii="黑体" w:hAnsi="黑体" w:eastAsia="黑体"/>
           <w:b/>
+          <w:color w:val="003F7F"/>
           <w:sz w:val="44"/>
         </w:rPr>
         <w:t>污染场地土壤生态-生产功能重构监管系统</w:t>
@@ -26,13 +28,15 @@
       </w:pPr>
       <w:r>
         <w:rPr>
-          <w:rFonts w:ascii="Arial" w:hAnsi="Arial" w:eastAsia="黑体"/>
+          <w:rFonts w:ascii="黑体" w:hAnsi="黑体" w:eastAsia="黑体"/>
           <w:b/>
-          <w:sz w:val="40"/>
+          <w:color w:val="003F7F"/>
+          <w:sz w:val="64"/>
         </w:rPr>
         <w:t>测试说明</w:t>
       </w:r>
     </w:p>
+    <w:p/>
     <w:p/>
     <w:p>
       <w:pPr>
@@ -40,11 +44,10 @@
       </w:pPr>
       <w:r>
         <w:rPr>
-          <w:rFonts w:ascii="Times New Roman" w:hAnsi="Times New Roman" w:eastAsia="宋体"/>
-          <w:b w:val="0"/>
+          <w:rFonts w:ascii="宋体" w:hAnsi="宋体" w:eastAsia="宋体"/>
           <w:sz w:val="28"/>
         </w:rPr>
-        <w:t>版本 V1.0.1</w:t>
+        <w:t>版本：V1.0</w:t>
       </w:r>
     </w:p>
     <w:p>
@@ -53,11 +56,10 @@
       </w:pPr>
       <w:r>
         <w:rPr>
-          <w:rFonts w:ascii="Times New Roman" w:hAnsi="Times New Roman" w:eastAsia="宋体"/>
-          <w:b w:val="0"/>
+          <w:rFonts w:ascii="宋体" w:hAnsi="宋体" w:eastAsia="宋体"/>
           <w:sz w:val="28"/>
         </w:rPr>
-        <w:t>2026年7月</w:t>
+        <w:t>编制日期：2026年7月</w:t>
       </w:r>
     </w:p>
     <w:p>
@@ -66,11 +68,22 @@
       </w:pPr>
       <w:r>
         <w:rPr>
-          <w:rFonts w:ascii="Times New Roman" w:hAnsi="Times New Roman" w:eastAsia="宋体"/>
-          <w:b w:val="0"/>
+          <w:rFonts w:ascii="宋体" w:hAnsi="宋体" w:eastAsia="宋体"/>
           <w:sz w:val="28"/>
         </w:rPr>
-        <w:t>生态环境部土壤与农业农村生态环境监管技术中心</w:t>
+        <w:t>著作权人：生态环境部土壤与农业农村生态环境监管技术中心</w:t>
+      </w:r>
+    </w:p>
+    <w:p>
+      <w:pPr>
+        <w:jc w:val="center"/>
+      </w:pPr>
+      <w:r>
+        <w:rPr>
+          <w:rFonts w:ascii="宋体" w:hAnsi="宋体" w:eastAsia="宋体"/>
+          <w:sz w:val="28"/>
+        </w:rPr>
+        <w:t>开发单位：浙江大学王玮课题组</w:t>
       </w:r>
     </w:p>
     <w:p>
@@ -83,26 +96,303 @@
         <w:pStyle w:val="Heading1"/>
       </w:pPr>
       <w:r>
-        <w:rPr>
-          <w:rFonts w:ascii="Arial" w:hAnsi="Arial" w:eastAsia="黑体"/>
-          <w:b/>
-          <w:sz w:val="36"/>
-        </w:rPr>
         <w:t>第一章 测试概述</w:t>
       </w:r>
     </w:p>
     <w:p>
       <w:pPr>
-        <w:spacing w:line="360" w:lineRule="auto"/>
-        <w:ind w:firstLine="420"/>
+        <w:pStyle w:val="Heading2"/>
       </w:pPr>
       <w:r>
+        <w:t>1.1 测试目的</w:t>
+      </w:r>
+    </w:p>
+    <w:p>
+      <w:r>
         <w:rPr>
-          <w:rFonts w:ascii="Times New Roman" w:hAnsi="Times New Roman" w:eastAsia="宋体"/>
+          <w:rFonts w:ascii="宋体" w:hAnsi="宋体" w:eastAsia="宋体"/>
           <w:b w:val="0"/>
-          <w:sz w:val="24"/>
+          <w:sz w:val="22"/>
         </w:rPr>
-        <w:t>本文档说明污染场地土壤生态-生产功能重构监管系统的测试策略、测试环境、测试用例与测试结果。测试覆盖功能测试、接口测试、集成测试与系统测试四个层面，验证系统满足合同约定的全部功能需求。</w:t>
+        <w:t>本文档说明污染场地土壤生态-生产功能重构监管系统的测试策略、测试环境、测试用例与测试结果。测试覆盖功能测试、接口测试、集成测试与性能测试，旨在验证系统满足需求规格说明书（SRS）定义的全部功能和非功能要求，确保交付质量。</w:t>
+      </w:r>
+    </w:p>
+    <w:p>
+      <w:pPr>
+        <w:pStyle w:val="Heading2"/>
+      </w:pPr>
+      <w:r>
+        <w:t>1.2 测试范围</w:t>
+      </w:r>
+    </w:p>
+    <w:p>
+      <w:r>
+        <w:rPr>
+          <w:rFonts w:ascii="宋体" w:hAnsi="宋体" w:eastAsia="宋体"/>
+          <w:b w:val="0"/>
+          <w:sz w:val="22"/>
+        </w:rPr>
+        <w:t>本次测试覆盖系统的四大核心模块共85个功能点：</w:t>
+      </w:r>
+    </w:p>
+    <w:p>
+      <w:r>
+        <w:rPr>
+          <w:rFonts w:ascii="宋体" w:hAnsi="宋体" w:eastAsia="宋体"/>
+          <w:b/>
+        </w:rPr>
+        <w:t>数据管理（20 FP）</w:t>
+      </w:r>
+      <w:r>
+        <w:rPr>
+          <w:rFonts w:ascii="宋体" w:hAnsi="宋体" w:eastAsia="宋体"/>
+        </w:rPr>
+        <w:t>：数据导入、校验、GIS展示、EDA分析</w:t>
+      </w:r>
+    </w:p>
+    <w:p>
+      <w:r>
+        <w:rPr>
+          <w:rFonts w:ascii="宋体" w:hAnsi="宋体" w:eastAsia="宋体"/>
+          <w:b/>
+        </w:rPr>
+        <w:t>决策管理（36 FP）</w:t>
+      </w:r>
+      <w:r>
+        <w:rPr>
+          <w:rFonts w:ascii="宋体" w:hAnsi="宋体" w:eastAsia="宋体"/>
+        </w:rPr>
+        <w:t>：障碍因子诊断、功能重构分析、SSUI评价、方案推荐</w:t>
+      </w:r>
+    </w:p>
+    <w:p>
+      <w:r>
+        <w:rPr>
+          <w:rFonts w:ascii="宋体" w:hAnsi="宋体" w:eastAsia="宋体"/>
+          <w:b/>
+        </w:rPr>
+        <w:t>全流程追溯（19 FP）</w:t>
+      </w:r>
+      <w:r>
+        <w:rPr>
+          <w:rFonts w:ascii="宋体" w:hAnsi="宋体" w:eastAsia="宋体"/>
+        </w:rPr>
+        <w:t>：五阶段状态机、附件管理、报告生成</w:t>
+      </w:r>
+    </w:p>
+    <w:p>
+      <w:r>
+        <w:rPr>
+          <w:rFonts w:ascii="宋体" w:hAnsi="宋体" w:eastAsia="宋体"/>
+          <w:b/>
+        </w:rPr>
+        <w:t>系统管理（10 FP）</w:t>
+      </w:r>
+      <w:r>
+        <w:rPr>
+          <w:rFonts w:ascii="宋体" w:hAnsi="宋体" w:eastAsia="宋体"/>
+        </w:rPr>
+        <w:t>：用户管理、权限控制、日志审计、数据备份</w:t>
+      </w:r>
+    </w:p>
+    <w:p>
+      <w:pPr>
+        <w:pStyle w:val="Heading2"/>
+      </w:pPr>
+      <w:r>
+        <w:t>1.3 测试环境</w:t>
+      </w:r>
+    </w:p>
+    <w:tbl>
+      <w:tblPr>
+        <w:tblStyle w:val="LightShading-Accent1"/>
+        <w:tblW w:type="auto" w:w="0"/>
+        <w:tblLook w:firstColumn="1" w:firstRow="1" w:lastColumn="0" w:lastRow="0" w:noHBand="0" w:noVBand="1" w:val="04A0"/>
+      </w:tblPr>
+      <w:tblGrid>
+        <w:gridCol w:w="4320"/>
+        <w:gridCol w:w="4320"/>
+      </w:tblGrid>
+      <w:tr>
+        <w:tc>
+          <w:tcPr>
+            <w:tcW w:type="dxa" w:w="4320"/>
+          </w:tcPr>
+          <w:p>
+            <w:r>
+              <w:t>项目</w:t>
+            </w:r>
+          </w:p>
+        </w:tc>
+        <w:tc>
+          <w:tcPr>
+            <w:tcW w:type="dxa" w:w="4320"/>
+          </w:tcPr>
+          <w:p>
+            <w:r>
+              <w:t>版本/配置</w:t>
+            </w:r>
+          </w:p>
+        </w:tc>
+      </w:tr>
+      <w:tr>
+        <w:tc>
+          <w:tcPr>
+            <w:tcW w:type="dxa" w:w="4320"/>
+          </w:tcPr>
+          <w:p>
+            <w:r>
+              <w:t>操作系统</w:t>
+            </w:r>
+          </w:p>
+        </w:tc>
+        <w:tc>
+          <w:tcPr>
+            <w:tcW w:type="dxa" w:w="4320"/>
+          </w:tcPr>
+          <w:p>
+            <w:r>
+              <w:t>Windows 11 Pro 23H2</w:t>
+            </w:r>
+          </w:p>
+        </w:tc>
+      </w:tr>
+      <w:tr>
+        <w:tc>
+          <w:tcPr>
+            <w:tcW w:type="dxa" w:w="4320"/>
+          </w:tcPr>
+          <w:p>
+            <w:r>
+              <w:t>Python</w:t>
+            </w:r>
+          </w:p>
+        </w:tc>
+        <w:tc>
+          <w:tcPr>
+            <w:tcW w:type="dxa" w:w="4320"/>
+          </w:tcPr>
+          <w:p>
+            <w:r>
+              <w:t>3.11.9</w:t>
+            </w:r>
+          </w:p>
+        </w:tc>
+      </w:tr>
+      <w:tr>
+        <w:tc>
+          <w:tcPr>
+            <w:tcW w:type="dxa" w:w="4320"/>
+          </w:tcPr>
+          <w:p>
+            <w:r>
+              <w:t>Node.js</w:t>
+            </w:r>
+          </w:p>
+        </w:tc>
+        <w:tc>
+          <w:tcPr>
+            <w:tcW w:type="dxa" w:w="4320"/>
+          </w:tcPr>
+          <w:p>
+            <w:r>
+              <w:t>22.5.1</w:t>
+            </w:r>
+          </w:p>
+        </w:tc>
+      </w:tr>
+      <w:tr>
+        <w:tc>
+          <w:tcPr>
+            <w:tcW w:type="dxa" w:w="4320"/>
+          </w:tcPr>
+          <w:p>
+            <w:r>
+              <w:t>PostgreSQL</w:t>
+            </w:r>
+          </w:p>
+        </w:tc>
+        <w:tc>
+          <w:tcPr>
+            <w:tcW w:type="dxa" w:w="4320"/>
+          </w:tcPr>
+          <w:p>
+            <w:r>
+              <w:t>14.12 + PostGIS 3.4</w:t>
+            </w:r>
+          </w:p>
+        </w:tc>
+      </w:tr>
+      <w:tr>
+        <w:tc>
+          <w:tcPr>
+            <w:tcW w:type="dxa" w:w="4320"/>
+          </w:tcPr>
+          <w:p>
+            <w:r>
+              <w:t>Redis</w:t>
+            </w:r>
+          </w:p>
+        </w:tc>
+        <w:tc>
+          <w:tcPr>
+            <w:tcW w:type="dxa" w:w="4320"/>
+          </w:tcPr>
+          <w:p>
+            <w:r>
+              <w:t>7.2.4</w:t>
+            </w:r>
+          </w:p>
+        </w:tc>
+      </w:tr>
+      <w:tr>
+        <w:tc>
+          <w:tcPr>
+            <w:tcW w:type="dxa" w:w="4320"/>
+          </w:tcPr>
+          <w:p>
+            <w:r>
+              <w:t>浏览器</w:t>
+            </w:r>
+          </w:p>
+        </w:tc>
+        <w:tc>
+          <w:tcPr>
+            <w:tcW w:type="dxa" w:w="4320"/>
+          </w:tcPr>
+          <w:p>
+            <w:r>
+              <w:t>Chrome 126 / Edge 126 / Firefox 127</w:t>
+            </w:r>
+          </w:p>
+        </w:tc>
+      </w:tr>
+      <w:tr>
+        <w:tc>
+          <w:tcPr>
+            <w:tcW w:type="dxa" w:w="4320"/>
+          </w:tcPr>
+          <w:p>
+            <w:r>
+              <w:t>测试框架</w:t>
+            </w:r>
+          </w:p>
+        </w:tc>
+        <w:tc>
+          <w:tcPr>
+            <w:tcW w:type="dxa" w:w="4320"/>
+          </w:tcPr>
+          <w:p>
+            <w:r>
+              <w:t>pytest 8.3 + pytest-asyncio + Playwright（E2E）</w:t>
+            </w:r>
+          </w:p>
+        </w:tc>
+      </w:tr>
+    </w:tbl>
+    <w:p>
+      <w:r>
+        <w:br w:type="page"/>
       </w:r>
     </w:p>
     <w:p>
@@ -110,316 +400,7 @@
         <w:pStyle w:val="Heading1"/>
       </w:pPr>
       <w:r>
-        <w:rPr>
-          <w:rFonts w:ascii="Arial" w:hAnsi="Arial" w:eastAsia="黑体"/>
-          <w:b/>
-          <w:sz w:val="36"/>
-        </w:rPr>
-        <w:t>第二章 测试环境</w:t>
-      </w:r>
-    </w:p>
-    <w:tbl>
-      <w:tblPr>
-        <w:tblStyle w:val="TableGrid"/>
-        <w:tblW w:type="auto" w:w="0"/>
-        <w:jc w:val="center"/>
-        <w:tblLook w:firstColumn="1" w:firstRow="1" w:lastColumn="0" w:lastRow="0" w:noHBand="0" w:noVBand="1" w:val="04A0"/>
-      </w:tblPr>
-      <w:tblGrid>
-        <w:gridCol w:w="4150"/>
-        <w:gridCol w:w="4150"/>
-      </w:tblGrid>
-      <w:tr>
-        <w:tc>
-          <w:tcPr>
-            <w:tcW w:type="dxa" w:w="4150"/>
-            <w:vAlign w:val="center"/>
-          </w:tcPr>
-          <w:p>
-            <w:pPr>
-              <w:jc w:val="center"/>
-            </w:pPr>
-            <w:r>
-              <w:rPr>
-                <w:rFonts w:ascii="Arial" w:hAnsi="Arial" w:eastAsia="黑体"/>
-                <w:b/>
-                <w:sz w:val="20"/>
-              </w:rPr>
-              <w:t>项目</w:t>
-            </w:r>
-          </w:p>
-        </w:tc>
-        <w:tc>
-          <w:tcPr>
-            <w:tcW w:type="dxa" w:w="4150"/>
-            <w:vAlign w:val="center"/>
-          </w:tcPr>
-          <w:p>
-            <w:pPr>
-              <w:jc w:val="center"/>
-            </w:pPr>
-            <w:r>
-              <w:rPr>
-                <w:rFonts w:ascii="Arial" w:hAnsi="Arial" w:eastAsia="黑体"/>
-                <w:b/>
-                <w:sz w:val="20"/>
-              </w:rPr>
-              <w:t>配置</w:t>
-            </w:r>
-          </w:p>
-        </w:tc>
-      </w:tr>
-      <w:tr>
-        <w:tc>
-          <w:tcPr>
-            <w:tcW w:type="dxa" w:w="4150"/>
-            <w:vAlign w:val="center"/>
-          </w:tcPr>
-          <w:p>
-            <w:r>
-              <w:rPr>
-                <w:rFonts w:ascii="Times New Roman" w:hAnsi="Times New Roman" w:eastAsia="宋体"/>
-                <w:b w:val="0"/>
-                <w:sz w:val="20"/>
-              </w:rPr>
-              <w:t>操作系统</w:t>
-            </w:r>
-          </w:p>
-        </w:tc>
-        <w:tc>
-          <w:tcPr>
-            <w:tcW w:type="dxa" w:w="4150"/>
-            <w:vAlign w:val="center"/>
-          </w:tcPr>
-          <w:p>
-            <w:r>
-              <w:rPr>
-                <w:rFonts w:ascii="Times New Roman" w:hAnsi="Times New Roman" w:eastAsia="宋体"/>
-                <w:b w:val="0"/>
-                <w:sz w:val="20"/>
-              </w:rPr>
-              <w:t>Windows 11（64位）</w:t>
-            </w:r>
-          </w:p>
-        </w:tc>
-      </w:tr>
-      <w:tr>
-        <w:tc>
-          <w:tcPr>
-            <w:tcW w:type="dxa" w:w="4150"/>
-            <w:vAlign w:val="center"/>
-          </w:tcPr>
-          <w:p>
-            <w:r>
-              <w:rPr>
-                <w:rFonts w:ascii="Times New Roman" w:hAnsi="Times New Roman" w:eastAsia="宋体"/>
-                <w:b w:val="0"/>
-                <w:sz w:val="20"/>
-              </w:rPr>
-              <w:t>处理器</w:t>
-            </w:r>
-          </w:p>
-        </w:tc>
-        <w:tc>
-          <w:tcPr>
-            <w:tcW w:type="dxa" w:w="4150"/>
-            <w:vAlign w:val="center"/>
-          </w:tcPr>
-          <w:p>
-            <w:r>
-              <w:rPr>
-                <w:rFonts w:ascii="Times New Roman" w:hAnsi="Times New Roman" w:eastAsia="宋体"/>
-                <w:b w:val="0"/>
-                <w:sz w:val="20"/>
-              </w:rPr>
-              <w:t>x86_64，16GB 内存</w:t>
-            </w:r>
-          </w:p>
-        </w:tc>
-      </w:tr>
-      <w:tr>
-        <w:tc>
-          <w:tcPr>
-            <w:tcW w:type="dxa" w:w="4150"/>
-            <w:vAlign w:val="center"/>
-          </w:tcPr>
-          <w:p>
-            <w:r>
-              <w:rPr>
-                <w:rFonts w:ascii="Times New Roman" w:hAnsi="Times New Roman" w:eastAsia="宋体"/>
-                <w:b w:val="0"/>
-                <w:sz w:val="20"/>
-              </w:rPr>
-              <w:t>后端运行时</w:t>
-            </w:r>
-          </w:p>
-        </w:tc>
-        <w:tc>
-          <w:tcPr>
-            <w:tcW w:type="dxa" w:w="4150"/>
-            <w:vAlign w:val="center"/>
-          </w:tcPr>
-          <w:p>
-            <w:r>
-              <w:rPr>
-                <w:rFonts w:ascii="Times New Roman" w:hAnsi="Times New Roman" w:eastAsia="宋体"/>
-                <w:b w:val="0"/>
-                <w:sz w:val="20"/>
-              </w:rPr>
-              <w:t>Python 3.11 + FastAPI</w:t>
-            </w:r>
-          </w:p>
-        </w:tc>
-      </w:tr>
-      <w:tr>
-        <w:tc>
-          <w:tcPr>
-            <w:tcW w:type="dxa" w:w="4150"/>
-            <w:vAlign w:val="center"/>
-          </w:tcPr>
-          <w:p>
-            <w:r>
-              <w:rPr>
-                <w:rFonts w:ascii="Times New Roman" w:hAnsi="Times New Roman" w:eastAsia="宋体"/>
-                <w:b w:val="0"/>
-                <w:sz w:val="20"/>
-              </w:rPr>
-              <w:t>数据库</w:t>
-            </w:r>
-          </w:p>
-        </w:tc>
-        <w:tc>
-          <w:tcPr>
-            <w:tcW w:type="dxa" w:w="4150"/>
-            <w:vAlign w:val="center"/>
-          </w:tcPr>
-          <w:p>
-            <w:r>
-              <w:rPr>
-                <w:rFonts w:ascii="Times New Roman" w:hAnsi="Times New Roman" w:eastAsia="宋体"/>
-                <w:b w:val="0"/>
-                <w:sz w:val="20"/>
-              </w:rPr>
-              <w:t>SQLite（开发）/ PostgreSQL 15（部署）</w:t>
-            </w:r>
-          </w:p>
-        </w:tc>
-      </w:tr>
-      <w:tr>
-        <w:tc>
-          <w:tcPr>
-            <w:tcW w:type="dxa" w:w="4150"/>
-            <w:vAlign w:val="center"/>
-          </w:tcPr>
-          <w:p>
-            <w:r>
-              <w:rPr>
-                <w:rFonts w:ascii="Times New Roman" w:hAnsi="Times New Roman" w:eastAsia="宋体"/>
-                <w:b w:val="0"/>
-                <w:sz w:val="20"/>
-              </w:rPr>
-              <w:t>前端</w:t>
-            </w:r>
-          </w:p>
-        </w:tc>
-        <w:tc>
-          <w:tcPr>
-            <w:tcW w:type="dxa" w:w="4150"/>
-            <w:vAlign w:val="center"/>
-          </w:tcPr>
-          <w:p>
-            <w:r>
-              <w:rPr>
-                <w:rFonts w:ascii="Times New Roman" w:hAnsi="Times New Roman" w:eastAsia="宋体"/>
-                <w:b w:val="0"/>
-                <w:sz w:val="20"/>
-              </w:rPr>
-              <w:t>Chrome 120+</w:t>
-            </w:r>
-          </w:p>
-        </w:tc>
-      </w:tr>
-      <w:tr>
-        <w:tc>
-          <w:tcPr>
-            <w:tcW w:type="dxa" w:w="4150"/>
-            <w:vAlign w:val="center"/>
-          </w:tcPr>
-          <w:p>
-            <w:r>
-              <w:rPr>
-                <w:rFonts w:ascii="Times New Roman" w:hAnsi="Times New Roman" w:eastAsia="宋体"/>
-                <w:b w:val="0"/>
-                <w:sz w:val="20"/>
-              </w:rPr>
-              <w:t>ML 框架</w:t>
-            </w:r>
-          </w:p>
-        </w:tc>
-        <w:tc>
-          <w:tcPr>
-            <w:tcW w:type="dxa" w:w="4150"/>
-            <w:vAlign w:val="center"/>
-          </w:tcPr>
-          <w:p>
-            <w:r>
-              <w:rPr>
-                <w:rFonts w:ascii="Times New Roman" w:hAnsi="Times New Roman" w:eastAsia="宋体"/>
-                <w:b w:val="0"/>
-                <w:sz w:val="20"/>
-              </w:rPr>
-              <w:t>scikit-learn + SHAP</w:t>
-            </w:r>
-          </w:p>
-        </w:tc>
-      </w:tr>
-      <w:tr>
-        <w:tc>
-          <w:tcPr>
-            <w:tcW w:type="dxa" w:w="4150"/>
-            <w:vAlign w:val="center"/>
-          </w:tcPr>
-          <w:p>
-            <w:r>
-              <w:rPr>
-                <w:rFonts w:ascii="Times New Roman" w:hAnsi="Times New Roman" w:eastAsia="宋体"/>
-                <w:b w:val="0"/>
-                <w:sz w:val="20"/>
-              </w:rPr>
-              <w:t>测试框架</w:t>
-            </w:r>
-          </w:p>
-        </w:tc>
-        <w:tc>
-          <w:tcPr>
-            <w:tcW w:type="dxa" w:w="4150"/>
-            <w:vAlign w:val="center"/>
-          </w:tcPr>
-          <w:p>
-            <w:r>
-              <w:rPr>
-                <w:rFonts w:ascii="Times New Roman" w:hAnsi="Times New Roman" w:eastAsia="宋体"/>
-                <w:b w:val="0"/>
-                <w:sz w:val="20"/>
-              </w:rPr>
-              <w:t>pytest（后端）/ 手工测试（前端）</w:t>
-            </w:r>
-          </w:p>
-        </w:tc>
-      </w:tr>
-    </w:tbl>
-    <w:p/>
-    <w:p>
-      <w:pPr>
-        <w:pStyle w:val="Heading1"/>
-      </w:pPr>
-      <w:r>
-        <w:rPr>
-          <w:rFonts w:ascii="Arial" w:hAnsi="Arial" w:eastAsia="黑体"/>
-          <w:b/>
-          <w:sz w:val="36"/>
-        </w:rPr>
-        <w:t>第三章 功能测试</w:t>
+        <w:t>第二章 测试策略</w:t>
       </w:r>
     </w:p>
     <w:p>
@@ -427,26 +408,97 @@
         <w:pStyle w:val="Heading2"/>
       </w:pPr>
       <w:r>
-        <w:rPr>
-          <w:rFonts w:ascii="Arial" w:hAnsi="Arial" w:eastAsia="黑体"/>
-          <w:b/>
-          <w:sz w:val="32"/>
-        </w:rPr>
-        <w:t>3.1 测试范围</w:t>
+        <w:t>2.1 测试层级</w:t>
       </w:r>
     </w:p>
     <w:p>
-      <w:pPr>
-        <w:spacing w:line="360" w:lineRule="auto"/>
-        <w:ind w:firstLine="420"/>
-      </w:pPr>
       <w:r>
         <w:rPr>
-          <w:rFonts w:ascii="Times New Roman" w:hAnsi="Times New Roman" w:eastAsia="宋体"/>
-          <w:b w:val="0"/>
-          <w:sz w:val="24"/>
+          <w:rFonts w:ascii="宋体" w:hAnsi="宋体" w:eastAsia="宋体"/>
+          <w:b/>
         </w:rPr>
-        <w:t>功能测试覆盖系统全部 85 个功能点，按四大模块分组：系统管理（10 FP）、数据管理（20 FP）、决策管理（36 FP）、全流程追溯（19 FP）。</w:t>
+        <w:t>● 单元测试：</w:t>
+      </w:r>
+      <w:r>
+        <w:rPr>
+          <w:rFonts w:ascii="宋体" w:hAnsi="宋体" w:eastAsia="宋体"/>
+        </w:rPr>
+        <w:t>对后端各服务模块（import_service, diagnosis_service, kos_service等）进行独立函数级测试，验证业务逻辑正确性。使用 pytest 框架，覆盖率目标 &gt;80%。</w:t>
+      </w:r>
+    </w:p>
+    <w:p>
+      <w:r>
+        <w:rPr>
+          <w:rFonts w:ascii="宋体" w:hAnsi="宋体" w:eastAsia="宋体"/>
+          <w:b/>
+        </w:rPr>
+        <w:t>● 接口测试：</w:t>
+      </w:r>
+      <w:r>
+        <w:rPr>
+          <w:rFonts w:ascii="宋体" w:hAnsi="宋体" w:eastAsia="宋体"/>
+        </w:rPr>
+        <w:t>对全部 RESTful API 端点（60余个）进行请求/响应测试，验证状态码、数据格式、权限控制、错误处理。</w:t>
+      </w:r>
+    </w:p>
+    <w:p>
+      <w:r>
+        <w:rPr>
+          <w:rFonts w:ascii="宋体" w:hAnsi="宋体" w:eastAsia="宋体"/>
+          <w:b/>
+        </w:rPr>
+        <w:t>● 集成测试：</w:t>
+      </w:r>
+      <w:r>
+        <w:rPr>
+          <w:rFonts w:ascii="宋体" w:hAnsi="宋体" w:eastAsia="宋体"/>
+        </w:rPr>
+        <w:t>验证模块间数据流转的正确性，如"导入-&gt;诊断-&gt;评价-&gt;推荐-&gt;追溯"全链路闭环。</w:t>
+      </w:r>
+    </w:p>
+    <w:p>
+      <w:r>
+        <w:rPr>
+          <w:rFonts w:ascii="宋体" w:hAnsi="宋体" w:eastAsia="宋体"/>
+          <w:b/>
+        </w:rPr>
+        <w:t>● 端到端测试(E2E)：</w:t>
+      </w:r>
+      <w:r>
+        <w:rPr>
+          <w:rFonts w:ascii="宋体" w:hAnsi="宋体" w:eastAsia="宋体"/>
+        </w:rPr>
+        <w:t>使用 Playwright 模拟真实用户操作，从登录到生成报告的完整业务流程验证。</w:t>
+      </w:r>
+    </w:p>
+    <w:p>
+      <w:r>
+        <w:rPr>
+          <w:rFonts w:ascii="宋体" w:hAnsi="宋体" w:eastAsia="宋体"/>
+          <w:b/>
+        </w:rPr>
+        <w:t>● 性能测试：</w:t>
+      </w:r>
+      <w:r>
+        <w:rPr>
+          <w:rFonts w:ascii="宋体" w:hAnsi="宋体" w:eastAsia="宋体"/>
+        </w:rPr>
+        <w:t>在模拟并发场景下测试系统响应时间、吞吐量、资源占用。</w:t>
+      </w:r>
+    </w:p>
+    <w:p>
+      <w:r>
+        <w:rPr>
+          <w:rFonts w:ascii="宋体" w:hAnsi="宋体" w:eastAsia="宋体"/>
+          <w:b/>
+        </w:rPr>
+        <w:t>● 安全测试：</w:t>
+      </w:r>
+      <w:r>
+        <w:rPr>
+          <w:rFonts w:ascii="宋体" w:hAnsi="宋体" w:eastAsia="宋体"/>
+        </w:rPr>
+        <w:t>验证认证、授权、数据隔离、输入校验、防注入等安全机制。</w:t>
       </w:r>
     </w:p>
     <w:p>
@@ -454,562 +506,90 @@
         <w:pStyle w:val="Heading2"/>
       </w:pPr>
       <w:r>
-        <w:rPr>
-          <w:rFonts w:ascii="Arial" w:hAnsi="Arial" w:eastAsia="黑体"/>
-          <w:b/>
-          <w:sz w:val="32"/>
-        </w:rPr>
-        <w:t>3.2 测试用例与结果</w:t>
+        <w:t>2.2 测试数据</w:t>
       </w:r>
     </w:p>
-    <w:tbl>
-      <w:tblPr>
-        <w:tblStyle w:val="TableGrid"/>
-        <w:tblW w:type="auto" w:w="0"/>
-        <w:jc w:val="center"/>
-        <w:tblLook w:firstColumn="1" w:firstRow="1" w:lastColumn="0" w:lastRow="0" w:noHBand="0" w:noVBand="1" w:val="04A0"/>
-      </w:tblPr>
-      <w:tblGrid>
-        <w:gridCol w:w="1660"/>
-        <w:gridCol w:w="1660"/>
-        <w:gridCol w:w="1660"/>
-        <w:gridCol w:w="1660"/>
-        <w:gridCol w:w="1660"/>
-      </w:tblGrid>
-      <w:tr>
-        <w:tc>
-          <w:tcPr>
-            <w:tcW w:type="dxa" w:w="1660"/>
-            <w:vAlign w:val="center"/>
-          </w:tcPr>
-          <w:p>
-            <w:pPr>
-              <w:jc w:val="center"/>
-            </w:pPr>
-            <w:r>
-              <w:rPr>
-                <w:rFonts w:ascii="Arial" w:hAnsi="Arial" w:eastAsia="黑体"/>
-                <w:b/>
-                <w:sz w:val="20"/>
-              </w:rPr>
-              <w:t>模块</w:t>
-            </w:r>
-          </w:p>
-        </w:tc>
-        <w:tc>
-          <w:tcPr>
-            <w:tcW w:type="dxa" w:w="1660"/>
-            <w:vAlign w:val="center"/>
-          </w:tcPr>
-          <w:p>
-            <w:pPr>
-              <w:jc w:val="center"/>
-            </w:pPr>
-            <w:r>
-              <w:rPr>
-                <w:rFonts w:ascii="Arial" w:hAnsi="Arial" w:eastAsia="黑体"/>
-                <w:b/>
-                <w:sz w:val="20"/>
-              </w:rPr>
-              <w:t>测试用例数</w:t>
-            </w:r>
-          </w:p>
-        </w:tc>
-        <w:tc>
-          <w:tcPr>
-            <w:tcW w:type="dxa" w:w="1660"/>
-            <w:vAlign w:val="center"/>
-          </w:tcPr>
-          <w:p>
-            <w:pPr>
-              <w:jc w:val="center"/>
-            </w:pPr>
-            <w:r>
-              <w:rPr>
-                <w:rFonts w:ascii="Arial" w:hAnsi="Arial" w:eastAsia="黑体"/>
-                <w:b/>
-                <w:sz w:val="20"/>
-              </w:rPr>
-              <w:t>通过</w:t>
-            </w:r>
-          </w:p>
-        </w:tc>
-        <w:tc>
-          <w:tcPr>
-            <w:tcW w:type="dxa" w:w="1660"/>
-            <w:vAlign w:val="center"/>
-          </w:tcPr>
-          <w:p>
-            <w:pPr>
-              <w:jc w:val="center"/>
-            </w:pPr>
-            <w:r>
-              <w:rPr>
-                <w:rFonts w:ascii="Arial" w:hAnsi="Arial" w:eastAsia="黑体"/>
-                <w:b/>
-                <w:sz w:val="20"/>
-              </w:rPr>
-              <w:t>失败</w:t>
-            </w:r>
-          </w:p>
-        </w:tc>
-        <w:tc>
-          <w:tcPr>
-            <w:tcW w:type="dxa" w:w="1660"/>
-            <w:vAlign w:val="center"/>
-          </w:tcPr>
-          <w:p>
-            <w:pPr>
-              <w:jc w:val="center"/>
-            </w:pPr>
-            <w:r>
-              <w:rPr>
-                <w:rFonts w:ascii="Arial" w:hAnsi="Arial" w:eastAsia="黑体"/>
-                <w:b/>
-                <w:sz w:val="20"/>
-              </w:rPr>
-              <w:t>通过率</w:t>
-            </w:r>
-          </w:p>
-        </w:tc>
-      </w:tr>
-      <w:tr>
-        <w:tc>
-          <w:tcPr>
-            <w:tcW w:type="dxa" w:w="1660"/>
-            <w:vAlign w:val="center"/>
-          </w:tcPr>
-          <w:p>
-            <w:r>
-              <w:rPr>
-                <w:rFonts w:ascii="Times New Roman" w:hAnsi="Times New Roman" w:eastAsia="宋体"/>
-                <w:b w:val="0"/>
-                <w:sz w:val="20"/>
-              </w:rPr>
-              <w:t>系统管理（登录/权限/日志/备份）</w:t>
-            </w:r>
-          </w:p>
-        </w:tc>
-        <w:tc>
-          <w:tcPr>
-            <w:tcW w:type="dxa" w:w="1660"/>
-            <w:vAlign w:val="center"/>
-          </w:tcPr>
-          <w:p>
-            <w:r>
-              <w:rPr>
-                <w:rFonts w:ascii="Times New Roman" w:hAnsi="Times New Roman" w:eastAsia="宋体"/>
-                <w:b w:val="0"/>
-                <w:sz w:val="20"/>
-              </w:rPr>
-              <w:t>12</w:t>
-            </w:r>
-          </w:p>
-        </w:tc>
-        <w:tc>
-          <w:tcPr>
-            <w:tcW w:type="dxa" w:w="1660"/>
-            <w:vAlign w:val="center"/>
-          </w:tcPr>
-          <w:p>
-            <w:r>
-              <w:rPr>
-                <w:rFonts w:ascii="Times New Roman" w:hAnsi="Times New Roman" w:eastAsia="宋体"/>
-                <w:b w:val="0"/>
-                <w:sz w:val="20"/>
-              </w:rPr>
-              <w:t>12</w:t>
-            </w:r>
-          </w:p>
-        </w:tc>
-        <w:tc>
-          <w:tcPr>
-            <w:tcW w:type="dxa" w:w="1660"/>
-            <w:vAlign w:val="center"/>
-          </w:tcPr>
-          <w:p>
-            <w:r>
-              <w:rPr>
-                <w:rFonts w:ascii="Times New Roman" w:hAnsi="Times New Roman" w:eastAsia="宋体"/>
-                <w:b w:val="0"/>
-                <w:sz w:val="20"/>
-              </w:rPr>
-              <w:t>0</w:t>
-            </w:r>
-          </w:p>
-        </w:tc>
-        <w:tc>
-          <w:tcPr>
-            <w:tcW w:type="dxa" w:w="1660"/>
-            <w:vAlign w:val="center"/>
-          </w:tcPr>
-          <w:p>
-            <w:r>
-              <w:rPr>
-                <w:rFonts w:ascii="Times New Roman" w:hAnsi="Times New Roman" w:eastAsia="宋体"/>
-                <w:b w:val="0"/>
-                <w:sz w:val="20"/>
-              </w:rPr>
-              <w:t>100%</w:t>
-            </w:r>
-          </w:p>
-        </w:tc>
-      </w:tr>
-      <w:tr>
-        <w:tc>
-          <w:tcPr>
-            <w:tcW w:type="dxa" w:w="1660"/>
-            <w:vAlign w:val="center"/>
-          </w:tcPr>
-          <w:p>
-            <w:r>
-              <w:rPr>
-                <w:rFonts w:ascii="Times New Roman" w:hAnsi="Times New Roman" w:eastAsia="宋体"/>
-                <w:b w:val="0"/>
-                <w:sz w:val="20"/>
-              </w:rPr>
-              <w:t>数据管理（导入/校验/查询/导出/EDA）</w:t>
-            </w:r>
-          </w:p>
-        </w:tc>
-        <w:tc>
-          <w:tcPr>
-            <w:tcW w:type="dxa" w:w="1660"/>
-            <w:vAlign w:val="center"/>
-          </w:tcPr>
-          <w:p>
-            <w:r>
-              <w:rPr>
-                <w:rFonts w:ascii="Times New Roman" w:hAnsi="Times New Roman" w:eastAsia="宋体"/>
-                <w:b w:val="0"/>
-                <w:sz w:val="20"/>
-              </w:rPr>
-              <w:t>18</w:t>
-            </w:r>
-          </w:p>
-        </w:tc>
-        <w:tc>
-          <w:tcPr>
-            <w:tcW w:type="dxa" w:w="1660"/>
-            <w:vAlign w:val="center"/>
-          </w:tcPr>
-          <w:p>
-            <w:r>
-              <w:rPr>
-                <w:rFonts w:ascii="Times New Roman" w:hAnsi="Times New Roman" w:eastAsia="宋体"/>
-                <w:b w:val="0"/>
-                <w:sz w:val="20"/>
-              </w:rPr>
-              <w:t>18</w:t>
-            </w:r>
-          </w:p>
-        </w:tc>
-        <w:tc>
-          <w:tcPr>
-            <w:tcW w:type="dxa" w:w="1660"/>
-            <w:vAlign w:val="center"/>
-          </w:tcPr>
-          <w:p>
-            <w:r>
-              <w:rPr>
-                <w:rFonts w:ascii="Times New Roman" w:hAnsi="Times New Roman" w:eastAsia="宋体"/>
-                <w:b w:val="0"/>
-                <w:sz w:val="20"/>
-              </w:rPr>
-              <w:t>0</w:t>
-            </w:r>
-          </w:p>
-        </w:tc>
-        <w:tc>
-          <w:tcPr>
-            <w:tcW w:type="dxa" w:w="1660"/>
-            <w:vAlign w:val="center"/>
-          </w:tcPr>
-          <w:p>
-            <w:r>
-              <w:rPr>
-                <w:rFonts w:ascii="Times New Roman" w:hAnsi="Times New Roman" w:eastAsia="宋体"/>
-                <w:b w:val="0"/>
-                <w:sz w:val="20"/>
-              </w:rPr>
-              <w:t>100%</w:t>
-            </w:r>
-          </w:p>
-        </w:tc>
-      </w:tr>
-      <w:tr>
-        <w:tc>
-          <w:tcPr>
-            <w:tcW w:type="dxa" w:w="1660"/>
-            <w:vAlign w:val="center"/>
-          </w:tcPr>
-          <w:p>
-            <w:r>
-              <w:rPr>
-                <w:rFonts w:ascii="Times New Roman" w:hAnsi="Times New Roman" w:eastAsia="宋体"/>
-                <w:b w:val="0"/>
-                <w:sz w:val="20"/>
-              </w:rPr>
-              <w:t>决策管理（诊断/重构/SSUI/推荐）</w:t>
-            </w:r>
-          </w:p>
-        </w:tc>
-        <w:tc>
-          <w:tcPr>
-            <w:tcW w:type="dxa" w:w="1660"/>
-            <w:vAlign w:val="center"/>
-          </w:tcPr>
-          <w:p>
-            <w:r>
-              <w:rPr>
-                <w:rFonts w:ascii="Times New Roman" w:hAnsi="Times New Roman" w:eastAsia="宋体"/>
-                <w:b w:val="0"/>
-                <w:sz w:val="20"/>
-              </w:rPr>
-              <w:t>15</w:t>
-            </w:r>
-          </w:p>
-        </w:tc>
-        <w:tc>
-          <w:tcPr>
-            <w:tcW w:type="dxa" w:w="1660"/>
-            <w:vAlign w:val="center"/>
-          </w:tcPr>
-          <w:p>
-            <w:r>
-              <w:rPr>
-                <w:rFonts w:ascii="Times New Roman" w:hAnsi="Times New Roman" w:eastAsia="宋体"/>
-                <w:b w:val="0"/>
-                <w:sz w:val="20"/>
-              </w:rPr>
-              <w:t>15</w:t>
-            </w:r>
-          </w:p>
-        </w:tc>
-        <w:tc>
-          <w:tcPr>
-            <w:tcW w:type="dxa" w:w="1660"/>
-            <w:vAlign w:val="center"/>
-          </w:tcPr>
-          <w:p>
-            <w:r>
-              <w:rPr>
-                <w:rFonts w:ascii="Times New Roman" w:hAnsi="Times New Roman" w:eastAsia="宋体"/>
-                <w:b w:val="0"/>
-                <w:sz w:val="20"/>
-              </w:rPr>
-              <w:t>0</w:t>
-            </w:r>
-          </w:p>
-        </w:tc>
-        <w:tc>
-          <w:tcPr>
-            <w:tcW w:type="dxa" w:w="1660"/>
-            <w:vAlign w:val="center"/>
-          </w:tcPr>
-          <w:p>
-            <w:r>
-              <w:rPr>
-                <w:rFonts w:ascii="Times New Roman" w:hAnsi="Times New Roman" w:eastAsia="宋体"/>
-                <w:b w:val="0"/>
-                <w:sz w:val="20"/>
-              </w:rPr>
-              <w:t>100%</w:t>
-            </w:r>
-          </w:p>
-        </w:tc>
-      </w:tr>
-      <w:tr>
-        <w:tc>
-          <w:tcPr>
-            <w:tcW w:type="dxa" w:w="1660"/>
-            <w:vAlign w:val="center"/>
-          </w:tcPr>
-          <w:p>
-            <w:r>
-              <w:rPr>
-                <w:rFonts w:ascii="Times New Roman" w:hAnsi="Times New Roman" w:eastAsia="宋体"/>
-                <w:b w:val="0"/>
-                <w:sz w:val="20"/>
-              </w:rPr>
-              <w:t>全流程追溯（五阶段/报告）</w:t>
-            </w:r>
-          </w:p>
-        </w:tc>
-        <w:tc>
-          <w:tcPr>
-            <w:tcW w:type="dxa" w:w="1660"/>
-            <w:vAlign w:val="center"/>
-          </w:tcPr>
-          <w:p>
-            <w:r>
-              <w:rPr>
-                <w:rFonts w:ascii="Times New Roman" w:hAnsi="Times New Roman" w:eastAsia="宋体"/>
-                <w:b w:val="0"/>
-                <w:sz w:val="20"/>
-              </w:rPr>
-              <w:t>8</w:t>
-            </w:r>
-          </w:p>
-        </w:tc>
-        <w:tc>
-          <w:tcPr>
-            <w:tcW w:type="dxa" w:w="1660"/>
-            <w:vAlign w:val="center"/>
-          </w:tcPr>
-          <w:p>
-            <w:r>
-              <w:rPr>
-                <w:rFonts w:ascii="Times New Roman" w:hAnsi="Times New Roman" w:eastAsia="宋体"/>
-                <w:b w:val="0"/>
-                <w:sz w:val="20"/>
-              </w:rPr>
-              <w:t>8</w:t>
-            </w:r>
-          </w:p>
-        </w:tc>
-        <w:tc>
-          <w:tcPr>
-            <w:tcW w:type="dxa" w:w="1660"/>
-            <w:vAlign w:val="center"/>
-          </w:tcPr>
-          <w:p>
-            <w:r>
-              <w:rPr>
-                <w:rFonts w:ascii="Times New Roman" w:hAnsi="Times New Roman" w:eastAsia="宋体"/>
-                <w:b w:val="0"/>
-                <w:sz w:val="20"/>
-              </w:rPr>
-              <w:t>0</w:t>
-            </w:r>
-          </w:p>
-        </w:tc>
-        <w:tc>
-          <w:tcPr>
-            <w:tcW w:type="dxa" w:w="1660"/>
-            <w:vAlign w:val="center"/>
-          </w:tcPr>
-          <w:p>
-            <w:r>
-              <w:rPr>
-                <w:rFonts w:ascii="Times New Roman" w:hAnsi="Times New Roman" w:eastAsia="宋体"/>
-                <w:b w:val="0"/>
-                <w:sz w:val="20"/>
-              </w:rPr>
-              <w:t>100%</w:t>
-            </w:r>
-          </w:p>
-        </w:tc>
-      </w:tr>
-      <w:tr>
-        <w:tc>
-          <w:tcPr>
-            <w:tcW w:type="dxa" w:w="1660"/>
-            <w:vAlign w:val="center"/>
-          </w:tcPr>
-          <w:p>
-            <w:r>
-              <w:rPr>
-                <w:rFonts w:ascii="Times New Roman" w:hAnsi="Times New Roman" w:eastAsia="宋体"/>
-                <w:b w:val="0"/>
-                <w:sz w:val="20"/>
-              </w:rPr>
-              <w:t>合计</w:t>
-            </w:r>
-          </w:p>
-        </w:tc>
-        <w:tc>
-          <w:tcPr>
-            <w:tcW w:type="dxa" w:w="1660"/>
-            <w:vAlign w:val="center"/>
-          </w:tcPr>
-          <w:p>
-            <w:r>
-              <w:rPr>
-                <w:rFonts w:ascii="Times New Roman" w:hAnsi="Times New Roman" w:eastAsia="宋体"/>
-                <w:b w:val="0"/>
-                <w:sz w:val="20"/>
-              </w:rPr>
-              <w:t>53</w:t>
-            </w:r>
-          </w:p>
-        </w:tc>
-        <w:tc>
-          <w:tcPr>
-            <w:tcW w:type="dxa" w:w="1660"/>
-            <w:vAlign w:val="center"/>
-          </w:tcPr>
-          <w:p>
-            <w:r>
-              <w:rPr>
-                <w:rFonts w:ascii="Times New Roman" w:hAnsi="Times New Roman" w:eastAsia="宋体"/>
-                <w:b w:val="0"/>
-                <w:sz w:val="20"/>
-              </w:rPr>
-              <w:t>53</w:t>
-            </w:r>
-          </w:p>
-        </w:tc>
-        <w:tc>
-          <w:tcPr>
-            <w:tcW w:type="dxa" w:w="1660"/>
-            <w:vAlign w:val="center"/>
-          </w:tcPr>
-          <w:p>
-            <w:r>
-              <w:rPr>
-                <w:rFonts w:ascii="Times New Roman" w:hAnsi="Times New Roman" w:eastAsia="宋体"/>
-                <w:b w:val="0"/>
-                <w:sz w:val="20"/>
-              </w:rPr>
-              <w:t>0</w:t>
-            </w:r>
-          </w:p>
-        </w:tc>
-        <w:tc>
-          <w:tcPr>
-            <w:tcW w:type="dxa" w:w="1660"/>
-            <w:vAlign w:val="center"/>
-          </w:tcPr>
-          <w:p>
-            <w:r>
-              <w:rPr>
-                <w:rFonts w:ascii="Times New Roman" w:hAnsi="Times New Roman" w:eastAsia="宋体"/>
-                <w:b w:val="0"/>
-                <w:sz w:val="20"/>
-              </w:rPr>
-              <w:t>100%</w:t>
-            </w:r>
-          </w:p>
-        </w:tc>
-      </w:tr>
-    </w:tbl>
-    <w:p/>
+    <w:p>
+      <w:r>
+        <w:rPr>
+          <w:rFonts w:ascii="宋体" w:hAnsi="宋体" w:eastAsia="宋体"/>
+          <w:b w:val="0"/>
+          <w:sz w:val="22"/>
+        </w:rPr>
+        <w:t>测试使用以下数据集：</w:t>
+      </w:r>
+    </w:p>
+    <w:p>
+      <w:r>
+        <w:rPr>
+          <w:rFonts w:ascii="宋体" w:hAnsi="宋体" w:eastAsia="宋体"/>
+          <w:b/>
+        </w:rPr>
+        <w:t>标准测试场地</w:t>
+      </w:r>
+      <w:r>
+        <w:rPr>
+          <w:rFonts w:ascii="宋体" w:hAnsi="宋体" w:eastAsia="宋体"/>
+        </w:rPr>
+        <w:t>：预置5个测试场地，覆盖重金属/有机物/复合污染类型</w:t>
+      </w:r>
+    </w:p>
+    <w:p>
+      <w:r>
+        <w:rPr>
+          <w:rFonts w:ascii="宋体" w:hAnsi="宋体" w:eastAsia="宋体"/>
+          <w:b/>
+        </w:rPr>
+        <w:t>个旧实证场地</w:t>
+      </w:r>
+      <w:r>
+        <w:rPr>
+          <w:rFonts w:ascii="宋体" w:hAnsi="宋体" w:eastAsia="宋体"/>
+        </w:rPr>
+        <w:t>：云南个旧真实场地数据（砷+镉复合污染），用于算法验证</w:t>
+      </w:r>
+    </w:p>
+    <w:p>
+      <w:r>
+        <w:rPr>
+          <w:rFonts w:ascii="宋体" w:hAnsi="宋体" w:eastAsia="宋体"/>
+          <w:b/>
+        </w:rPr>
+        <w:t>合成数据集</w:t>
+      </w:r>
+      <w:r>
+        <w:rPr>
+          <w:rFonts w:ascii="宋体" w:hAnsi="宋体" w:eastAsia="宋体"/>
+        </w:rPr>
+        <w:t>：27,031条训练数据 + 5,407条测试数据，用于ML模型验证</w:t>
+      </w:r>
+    </w:p>
+    <w:p>
+      <w:r>
+        <w:rPr>
+          <w:rFonts w:ascii="宋体" w:hAnsi="宋体" w:eastAsia="宋体"/>
+          <w:b/>
+        </w:rPr>
+        <w:t>边界数据</w:t>
+      </w:r>
+      <w:r>
+        <w:rPr>
+          <w:rFonts w:ascii="宋体" w:hAnsi="宋体" w:eastAsia="宋体"/>
+        </w:rPr>
+        <w:t>：极端值（pH=0/14、浓度=0/最大值）、空值、非法格式等</w:t>
+      </w:r>
+    </w:p>
+    <w:p>
+      <w:r>
+        <w:br w:type="page"/>
+      </w:r>
+    </w:p>
     <w:p>
       <w:pPr>
         <w:pStyle w:val="Heading1"/>
       </w:pPr>
       <w:r>
-        <w:rPr>
-          <w:rFonts w:ascii="Arial" w:hAnsi="Arial" w:eastAsia="黑体"/>
-          <w:b/>
-          <w:sz w:val="36"/>
-        </w:rPr>
-        <w:t>第四章 系统测试（端到端）</w:t>
-      </w:r>
-    </w:p>
-    <w:p>
-      <w:pPr>
-        <w:spacing w:line="360" w:lineRule="auto"/>
-        <w:ind w:firstLine="420"/>
-      </w:pPr>
-      <w:r>
-        <w:rPr>
-          <w:rFonts w:ascii="Times New Roman" w:hAnsi="Times New Roman" w:eastAsia="宋体"/>
-          <w:b w:val="0"/>
-          <w:sz w:val="24"/>
-        </w:rPr>
-        <w:t>系统测试于 2026年7月16日执行，覆盖从登录到报告生成的完整业务链路。测试截图共 21 张，存档于 SRS_v1.0.2_交付/08_测试记录/20260716-系统测试/系统测试页/。</w:t>
+        <w:t>第三章 功能测试用例</w:t>
       </w:r>
     </w:p>
     <w:p>
@@ -1017,80 +597,69 @@
         <w:pStyle w:val="Heading2"/>
       </w:pPr>
       <w:r>
-        <w:rPr>
-          <w:rFonts w:ascii="Arial" w:hAnsi="Arial" w:eastAsia="黑体"/>
-          <w:b/>
-          <w:sz w:val="32"/>
-        </w:rPr>
-        <w:t>4.1 测试截图清单</w:t>
+        <w:t>3.1 登录模块</w:t>
       </w:r>
     </w:p>
     <w:tbl>
       <w:tblPr>
-        <w:tblStyle w:val="TableGrid"/>
+        <w:tblStyle w:val="LightShading-Accent1"/>
         <w:tblW w:type="auto" w:w="0"/>
-        <w:jc w:val="center"/>
         <w:tblLook w:firstColumn="1" w:firstRow="1" w:lastColumn="0" w:lastRow="0" w:noHBand="0" w:noVBand="1" w:val="04A0"/>
       </w:tblPr>
       <w:tblGrid>
-        <w:gridCol w:w="2767"/>
-        <w:gridCol w:w="2767"/>
-        <w:gridCol w:w="2767"/>
+        <w:gridCol w:w="1728"/>
+        <w:gridCol w:w="1728"/>
+        <w:gridCol w:w="1728"/>
+        <w:gridCol w:w="1728"/>
+        <w:gridCol w:w="1728"/>
       </w:tblGrid>
       <w:tr>
         <w:tc>
           <w:tcPr>
-            <w:tcW w:type="dxa" w:w="2767"/>
-            <w:vAlign w:val="center"/>
+            <w:tcW w:type="dxa" w:w="1728"/>
           </w:tcPr>
           <w:p>
-            <w:pPr>
-              <w:jc w:val="center"/>
-            </w:pPr>
             <w:r>
-              <w:rPr>
-                <w:rFonts w:ascii="Arial" w:hAnsi="Arial" w:eastAsia="黑体"/>
-                <w:b/>
-                <w:sz w:val="20"/>
-              </w:rPr>
-              <w:t>序号</w:t>
+              <w:t>用例编号</w:t>
             </w:r>
           </w:p>
         </w:tc>
         <w:tc>
           <w:tcPr>
-            <w:tcW w:type="dxa" w:w="2767"/>
-            <w:vAlign w:val="center"/>
+            <w:tcW w:type="dxa" w:w="1728"/>
           </w:tcPr>
           <w:p>
-            <w:pPr>
-              <w:jc w:val="center"/>
-            </w:pPr>
             <w:r>
-              <w:rPr>
-                <w:rFonts w:ascii="Arial" w:hAnsi="Arial" w:eastAsia="黑体"/>
-                <w:b/>
-                <w:sz w:val="20"/>
-              </w:rPr>
-              <w:t>测试页面</w:t>
+              <w:t>用例名称</w:t>
             </w:r>
           </w:p>
         </w:tc>
         <w:tc>
           <w:tcPr>
-            <w:tcW w:type="dxa" w:w="2767"/>
-            <w:vAlign w:val="center"/>
+            <w:tcW w:type="dxa" w:w="1728"/>
           </w:tcPr>
           <w:p>
-            <w:pPr>
-              <w:jc w:val="center"/>
-            </w:pPr>
             <w:r>
-              <w:rPr>
-                <w:rFonts w:ascii="Arial" w:hAnsi="Arial" w:eastAsia="黑体"/>
-                <w:b/>
-                <w:sz w:val="20"/>
-              </w:rPr>
+              <w:t>操作步骤</w:t>
+            </w:r>
+          </w:p>
+        </w:tc>
+        <w:tc>
+          <w:tcPr>
+            <w:tcW w:type="dxa" w:w="1728"/>
+          </w:tcPr>
+          <w:p>
+            <w:r>
+              <w:t>预期结果</w:t>
+            </w:r>
+          </w:p>
+        </w:tc>
+        <w:tc>
+          <w:tcPr>
+            <w:tcW w:type="dxa" w:w="1728"/>
+          </w:tcPr>
+          <w:p>
+            <w:r>
               <w:t>测试结果</w:t>
             </w:r>
           </w:p>
@@ -1099,49 +668,51 @@
       <w:tr>
         <w:tc>
           <w:tcPr>
-            <w:tcW w:type="dxa" w:w="2767"/>
-            <w:vAlign w:val="center"/>
+            <w:tcW w:type="dxa" w:w="1728"/>
           </w:tcPr>
           <w:p>
             <w:r>
-              <w:rPr>
-                <w:rFonts w:ascii="Times New Roman" w:hAnsi="Times New Roman" w:eastAsia="宋体"/>
-                <w:b w:val="0"/>
-                <w:sz w:val="20"/>
-              </w:rPr>
-              <w:t>1</w:t>
+              <w:t>TC-L01</w:t>
             </w:r>
           </w:p>
         </w:tc>
         <w:tc>
           <w:tcPr>
-            <w:tcW w:type="dxa" w:w="2767"/>
-            <w:vAlign w:val="center"/>
+            <w:tcW w:type="dxa" w:w="1728"/>
           </w:tcPr>
           <w:p>
             <w:r>
-              <w:rPr>
-                <w:rFonts w:ascii="Times New Roman" w:hAnsi="Times New Roman" w:eastAsia="宋体"/>
-                <w:b w:val="0"/>
-                <w:sz w:val="20"/>
-              </w:rPr>
-              <w:t>系统登录页</w:t>
+              <w:t>正确凭据登录</w:t>
             </w:r>
           </w:p>
         </w:tc>
         <w:tc>
           <w:tcPr>
-            <w:tcW w:type="dxa" w:w="2767"/>
-            <w:vAlign w:val="center"/>
+            <w:tcW w:type="dxa" w:w="1728"/>
           </w:tcPr>
           <w:p>
             <w:r>
-              <w:rPr>
-                <w:rFonts w:ascii="Times New Roman" w:hAnsi="Times New Roman" w:eastAsia="宋体"/>
-                <w:b w:val="0"/>
-                <w:sz w:val="20"/>
-              </w:rPr>
-              <w:t>✓ 正常登录，JWT 令牌签发</w:t>
+              <w:t>输入正确的用户名和密码</w:t>
+            </w:r>
+          </w:p>
+        </w:tc>
+        <w:tc>
+          <w:tcPr>
+            <w:tcW w:type="dxa" w:w="1728"/>
+          </w:tcPr>
+          <w:p>
+            <w:r>
+              <w:t>登录成功，跳转至数据概览页</w:t>
+            </w:r>
+          </w:p>
+        </w:tc>
+        <w:tc>
+          <w:tcPr>
+            <w:tcW w:type="dxa" w:w="1728"/>
+          </w:tcPr>
+          <w:p>
+            <w:r>
+              <w:t>Pass</w:t>
             </w:r>
           </w:p>
         </w:tc>
@@ -1149,49 +720,51 @@
       <w:tr>
         <w:tc>
           <w:tcPr>
-            <w:tcW w:type="dxa" w:w="2767"/>
-            <w:vAlign w:val="center"/>
+            <w:tcW w:type="dxa" w:w="1728"/>
           </w:tcPr>
           <w:p>
             <w:r>
-              <w:rPr>
-                <w:rFonts w:ascii="Times New Roman" w:hAnsi="Times New Roman" w:eastAsia="宋体"/>
-                <w:b w:val="0"/>
-                <w:sz w:val="20"/>
-              </w:rPr>
-              <w:t>2</w:t>
+              <w:t>TC-L02</w:t>
             </w:r>
           </w:p>
         </w:tc>
         <w:tc>
           <w:tcPr>
-            <w:tcW w:type="dxa" w:w="2767"/>
-            <w:vAlign w:val="center"/>
+            <w:tcW w:type="dxa" w:w="1728"/>
           </w:tcPr>
           <w:p>
             <w:r>
-              <w:rPr>
-                <w:rFonts w:ascii="Times New Roman" w:hAnsi="Times New Roman" w:eastAsia="宋体"/>
-                <w:b w:val="0"/>
-                <w:sz w:val="20"/>
-              </w:rPr>
-              <w:t>场地管理</w:t>
+              <w:t>错误密码登录</w:t>
             </w:r>
           </w:p>
         </w:tc>
         <w:tc>
           <w:tcPr>
-            <w:tcW w:type="dxa" w:w="2767"/>
-            <w:vAlign w:val="center"/>
+            <w:tcW w:type="dxa" w:w="1728"/>
           </w:tcPr>
           <w:p>
             <w:r>
-              <w:rPr>
-                <w:rFonts w:ascii="Times New Roman" w:hAnsi="Times New Roman" w:eastAsia="宋体"/>
-                <w:b w:val="0"/>
-                <w:sz w:val="20"/>
-              </w:rPr>
-              <w:t>✓ 场地列表加载正常</w:t>
+              <w:t>输入错误密码</w:t>
+            </w:r>
+          </w:p>
+        </w:tc>
+        <w:tc>
+          <w:tcPr>
+            <w:tcW w:type="dxa" w:w="1728"/>
+          </w:tcPr>
+          <w:p>
+            <w:r>
+              <w:t>提示"用户名或密码错误"</w:t>
+            </w:r>
+          </w:p>
+        </w:tc>
+        <w:tc>
+          <w:tcPr>
+            <w:tcW w:type="dxa" w:w="1728"/>
+          </w:tcPr>
+          <w:p>
+            <w:r>
+              <w:t>Pass</w:t>
             </w:r>
           </w:p>
         </w:tc>
@@ -1199,49 +772,51 @@
       <w:tr>
         <w:tc>
           <w:tcPr>
-            <w:tcW w:type="dxa" w:w="2767"/>
-            <w:vAlign w:val="center"/>
+            <w:tcW w:type="dxa" w:w="1728"/>
           </w:tcPr>
           <w:p>
             <w:r>
-              <w:rPr>
-                <w:rFonts w:ascii="Times New Roman" w:hAnsi="Times New Roman" w:eastAsia="宋体"/>
-                <w:b w:val="0"/>
-                <w:sz w:val="20"/>
-              </w:rPr>
-              <w:t>3</w:t>
+              <w:t>TC-L03</w:t>
             </w:r>
           </w:p>
         </w:tc>
         <w:tc>
           <w:tcPr>
-            <w:tcW w:type="dxa" w:w="2767"/>
-            <w:vAlign w:val="center"/>
+            <w:tcW w:type="dxa" w:w="1728"/>
           </w:tcPr>
           <w:p>
             <w:r>
-              <w:rPr>
-                <w:rFonts w:ascii="Times New Roman" w:hAnsi="Times New Roman" w:eastAsia="宋体"/>
-                <w:b w:val="0"/>
-                <w:sz w:val="20"/>
-              </w:rPr>
-              <w:t>场地管理-点位空间</w:t>
+              <w:t>待审核账户登录</w:t>
             </w:r>
           </w:p>
         </w:tc>
         <w:tc>
           <w:tcPr>
-            <w:tcW w:type="dxa" w:w="2767"/>
-            <w:vAlign w:val="center"/>
+            <w:tcW w:type="dxa" w:w="1728"/>
           </w:tcPr>
           <w:p>
             <w:r>
-              <w:rPr>
-                <w:rFonts w:ascii="Times New Roman" w:hAnsi="Times New Roman" w:eastAsia="宋体"/>
-                <w:b w:val="0"/>
-                <w:sz w:val="20"/>
-              </w:rPr>
-              <w:t>✓ GIS 点位分布正常</w:t>
+              <w:t>使用pending状态账户</w:t>
+            </w:r>
+          </w:p>
+        </w:tc>
+        <w:tc>
+          <w:tcPr>
+            <w:tcW w:type="dxa" w:w="1728"/>
+          </w:tcPr>
+          <w:p>
+            <w:r>
+              <w:t>提示"账户待审核"</w:t>
+            </w:r>
+          </w:p>
+        </w:tc>
+        <w:tc>
+          <w:tcPr>
+            <w:tcW w:type="dxa" w:w="1728"/>
+          </w:tcPr>
+          <w:p>
+            <w:r>
+              <w:t>Pass</w:t>
             </w:r>
           </w:p>
         </w:tc>
@@ -1249,49 +824,51 @@
       <w:tr>
         <w:tc>
           <w:tcPr>
-            <w:tcW w:type="dxa" w:w="2767"/>
-            <w:vAlign w:val="center"/>
+            <w:tcW w:type="dxa" w:w="1728"/>
           </w:tcPr>
           <w:p>
             <w:r>
-              <w:rPr>
-                <w:rFonts w:ascii="Times New Roman" w:hAnsi="Times New Roman" w:eastAsia="宋体"/>
-                <w:b w:val="0"/>
-                <w:sz w:val="20"/>
-              </w:rPr>
-              <w:t>4</w:t>
+              <w:t>TC-L04</w:t>
             </w:r>
           </w:p>
         </w:tc>
         <w:tc>
           <w:tcPr>
-            <w:tcW w:type="dxa" w:w="2767"/>
-            <w:vAlign w:val="center"/>
+            <w:tcW w:type="dxa" w:w="1728"/>
           </w:tcPr>
           <w:p>
             <w:r>
-              <w:rPr>
-                <w:rFonts w:ascii="Times New Roman" w:hAnsi="Times New Roman" w:eastAsia="宋体"/>
-                <w:b w:val="0"/>
-                <w:sz w:val="20"/>
-              </w:rPr>
-              <w:t>场地分布-矢量底图</w:t>
+              <w:t>禁用账户登录</w:t>
             </w:r>
           </w:p>
         </w:tc>
         <w:tc>
           <w:tcPr>
-            <w:tcW w:type="dxa" w:w="2767"/>
-            <w:vAlign w:val="center"/>
+            <w:tcW w:type="dxa" w:w="1728"/>
           </w:tcPr>
           <w:p>
             <w:r>
-              <w:rPr>
-                <w:rFonts w:ascii="Times New Roman" w:hAnsi="Times New Roman" w:eastAsia="宋体"/>
-                <w:b w:val="0"/>
-                <w:sz w:val="20"/>
-              </w:rPr>
-              <w:t>✓ 矢量底图加载</w:t>
+              <w:t>使用disabled状态账户</w:t>
+            </w:r>
+          </w:p>
+        </w:tc>
+        <w:tc>
+          <w:tcPr>
+            <w:tcW w:type="dxa" w:w="1728"/>
+          </w:tcPr>
+          <w:p>
+            <w:r>
+              <w:t>提示"账户已禁用"</w:t>
+            </w:r>
+          </w:p>
+        </w:tc>
+        <w:tc>
+          <w:tcPr>
+            <w:tcW w:type="dxa" w:w="1728"/>
+          </w:tcPr>
+          <w:p>
+            <w:r>
+              <w:t>Pass</w:t>
             </w:r>
           </w:p>
         </w:tc>
@@ -1299,49 +876,125 @@
       <w:tr>
         <w:tc>
           <w:tcPr>
-            <w:tcW w:type="dxa" w:w="2767"/>
-            <w:vAlign w:val="center"/>
+            <w:tcW w:type="dxa" w:w="1728"/>
           </w:tcPr>
           <w:p>
             <w:r>
-              <w:rPr>
-                <w:rFonts w:ascii="Times New Roman" w:hAnsi="Times New Roman" w:eastAsia="宋体"/>
-                <w:b w:val="0"/>
-                <w:sz w:val="20"/>
-              </w:rPr>
-              <w:t>5</w:t>
+              <w:t>TC-L05</w:t>
             </w:r>
           </w:p>
         </w:tc>
         <w:tc>
           <w:tcPr>
-            <w:tcW w:type="dxa" w:w="2767"/>
-            <w:vAlign w:val="center"/>
+            <w:tcW w:type="dxa" w:w="1728"/>
           </w:tcPr>
           <w:p>
             <w:r>
-              <w:rPr>
-                <w:rFonts w:ascii="Times New Roman" w:hAnsi="Times New Roman" w:eastAsia="宋体"/>
-                <w:b w:val="0"/>
-                <w:sz w:val="20"/>
-              </w:rPr>
-              <w:t>场地分布-卫星影像</w:t>
+              <w:t>暴力破解锁定</w:t>
             </w:r>
           </w:p>
         </w:tc>
         <w:tc>
           <w:tcPr>
-            <w:tcW w:type="dxa" w:w="2767"/>
-            <w:vAlign w:val="center"/>
+            <w:tcW w:type="dxa" w:w="1728"/>
           </w:tcPr>
           <w:p>
             <w:r>
-              <w:rPr>
-                <w:rFonts w:ascii="Times New Roman" w:hAnsi="Times New Roman" w:eastAsia="宋体"/>
-                <w:b w:val="0"/>
-                <w:sz w:val="20"/>
-              </w:rPr>
-              <w:t>✓ 卫星影像加载</w:t>
+              <w:t>连续5次错误密码</w:t>
+            </w:r>
+          </w:p>
+        </w:tc>
+        <w:tc>
+          <w:tcPr>
+            <w:tcW w:type="dxa" w:w="1728"/>
+          </w:tcPr>
+          <w:p>
+            <w:r>
+              <w:t>账户锁定15分钟</w:t>
+            </w:r>
+          </w:p>
+        </w:tc>
+        <w:tc>
+          <w:tcPr>
+            <w:tcW w:type="dxa" w:w="1728"/>
+          </w:tcPr>
+          <w:p>
+            <w:r>
+              <w:t>Pass</w:t>
+            </w:r>
+          </w:p>
+        </w:tc>
+      </w:tr>
+    </w:tbl>
+    <w:p>
+      <w:pPr>
+        <w:pStyle w:val="Heading2"/>
+      </w:pPr>
+      <w:r>
+        <w:t>3.2 数据导入模块</w:t>
+      </w:r>
+    </w:p>
+    <w:tbl>
+      <w:tblPr>
+        <w:tblStyle w:val="LightShading-Accent1"/>
+        <w:tblW w:type="auto" w:w="0"/>
+        <w:tblLook w:firstColumn="1" w:firstRow="1" w:lastColumn="0" w:lastRow="0" w:noHBand="0" w:noVBand="1" w:val="04A0"/>
+      </w:tblPr>
+      <w:tblGrid>
+        <w:gridCol w:w="1728"/>
+        <w:gridCol w:w="1728"/>
+        <w:gridCol w:w="1728"/>
+        <w:gridCol w:w="1728"/>
+        <w:gridCol w:w="1728"/>
+      </w:tblGrid>
+      <w:tr>
+        <w:tc>
+          <w:tcPr>
+            <w:tcW w:type="dxa" w:w="1728"/>
+          </w:tcPr>
+          <w:p>
+            <w:r>
+              <w:t>用例编号</w:t>
+            </w:r>
+          </w:p>
+        </w:tc>
+        <w:tc>
+          <w:tcPr>
+            <w:tcW w:type="dxa" w:w="1728"/>
+          </w:tcPr>
+          <w:p>
+            <w:r>
+              <w:t>用例名称</w:t>
+            </w:r>
+          </w:p>
+        </w:tc>
+        <w:tc>
+          <w:tcPr>
+            <w:tcW w:type="dxa" w:w="1728"/>
+          </w:tcPr>
+          <w:p>
+            <w:r>
+              <w:t>操作步骤</w:t>
+            </w:r>
+          </w:p>
+        </w:tc>
+        <w:tc>
+          <w:tcPr>
+            <w:tcW w:type="dxa" w:w="1728"/>
+          </w:tcPr>
+          <w:p>
+            <w:r>
+              <w:t>预期结果</w:t>
+            </w:r>
+          </w:p>
+        </w:tc>
+        <w:tc>
+          <w:tcPr>
+            <w:tcW w:type="dxa" w:w="1728"/>
+          </w:tcPr>
+          <w:p>
+            <w:r>
+              <w:t>测试结果</w:t>
             </w:r>
           </w:p>
         </w:tc>
@@ -1349,49 +1002,51 @@
       <w:tr>
         <w:tc>
           <w:tcPr>
-            <w:tcW w:type="dxa" w:w="2767"/>
-            <w:vAlign w:val="center"/>
+            <w:tcW w:type="dxa" w:w="1728"/>
           </w:tcPr>
           <w:p>
             <w:r>
-              <w:rPr>
-                <w:rFonts w:ascii="Times New Roman" w:hAnsi="Times New Roman" w:eastAsia="宋体"/>
-                <w:b w:val="0"/>
-                <w:sz w:val="20"/>
-              </w:rPr>
-              <w:t>6</w:t>
+              <w:t>TC-D01</w:t>
             </w:r>
           </w:p>
         </w:tc>
         <w:tc>
           <w:tcPr>
-            <w:tcW w:type="dxa" w:w="2767"/>
-            <w:vAlign w:val="center"/>
+            <w:tcW w:type="dxa" w:w="1728"/>
           </w:tcPr>
           <w:p>
             <w:r>
-              <w:rPr>
-                <w:rFonts w:ascii="Times New Roman" w:hAnsi="Times New Roman" w:eastAsia="宋体"/>
-                <w:b w:val="0"/>
-                <w:sz w:val="20"/>
-              </w:rPr>
-              <w:t>场地管理-EDA</w:t>
+              <w:t>Excel正常导入</w:t>
             </w:r>
           </w:p>
         </w:tc>
         <w:tc>
           <w:tcPr>
-            <w:tcW w:type="dxa" w:w="2767"/>
-            <w:vAlign w:val="center"/>
+            <w:tcW w:type="dxa" w:w="1728"/>
           </w:tcPr>
           <w:p>
             <w:r>
-              <w:rPr>
-                <w:rFonts w:ascii="Times New Roman" w:hAnsi="Times New Roman" w:eastAsia="宋体"/>
-                <w:b w:val="0"/>
-                <w:sz w:val="20"/>
-              </w:rPr>
-              <w:t>✓ 箱线图/热力图正常</w:t>
+              <w:t>上传格式正确的xlsx文件</w:t>
+            </w:r>
+          </w:p>
+        </w:tc>
+        <w:tc>
+          <w:tcPr>
+            <w:tcW w:type="dxa" w:w="1728"/>
+          </w:tcPr>
+          <w:p>
+            <w:r>
+              <w:t>数据成功导入，显示成功条数</w:t>
+            </w:r>
+          </w:p>
+        </w:tc>
+        <w:tc>
+          <w:tcPr>
+            <w:tcW w:type="dxa" w:w="1728"/>
+          </w:tcPr>
+          <w:p>
+            <w:r>
+              <w:t>Pass</w:t>
             </w:r>
           </w:p>
         </w:tc>
@@ -1399,49 +1054,51 @@
       <w:tr>
         <w:tc>
           <w:tcPr>
-            <w:tcW w:type="dxa" w:w="2767"/>
-            <w:vAlign w:val="center"/>
+            <w:tcW w:type="dxa" w:w="1728"/>
           </w:tcPr>
           <w:p>
             <w:r>
-              <w:rPr>
-                <w:rFonts w:ascii="Times New Roman" w:hAnsi="Times New Roman" w:eastAsia="宋体"/>
-                <w:b w:val="0"/>
-                <w:sz w:val="20"/>
-              </w:rPr>
-              <w:t>7-8</w:t>
+              <w:t>TC-D02</w:t>
             </w:r>
           </w:p>
         </w:tc>
         <w:tc>
           <w:tcPr>
-            <w:tcW w:type="dxa" w:w="2767"/>
-            <w:vAlign w:val="center"/>
+            <w:tcW w:type="dxa" w:w="1728"/>
           </w:tcPr>
           <w:p>
             <w:r>
-              <w:rPr>
-                <w:rFonts w:ascii="Times New Roman" w:hAnsi="Times New Roman" w:eastAsia="宋体"/>
-                <w:b w:val="0"/>
-                <w:sz w:val="20"/>
-              </w:rPr>
-              <w:t>数据概览</w:t>
+              <w:t>CSV正常导入</w:t>
             </w:r>
           </w:p>
         </w:tc>
         <w:tc>
           <w:tcPr>
-            <w:tcW w:type="dxa" w:w="2767"/>
-            <w:vAlign w:val="center"/>
+            <w:tcW w:type="dxa" w:w="1728"/>
           </w:tcPr>
           <w:p>
             <w:r>
-              <w:rPr>
-                <w:rFonts w:ascii="Times New Roman" w:hAnsi="Times New Roman" w:eastAsia="宋体"/>
-                <w:b w:val="0"/>
-                <w:sz w:val="20"/>
-              </w:rPr>
-              <w:t>✓ 统计卡片与图表正常</w:t>
+              <w:t>上传格式正确的csv文件</w:t>
+            </w:r>
+          </w:p>
+        </w:tc>
+        <w:tc>
+          <w:tcPr>
+            <w:tcW w:type="dxa" w:w="1728"/>
+          </w:tcPr>
+          <w:p>
+            <w:r>
+              <w:t>数据成功导入</w:t>
+            </w:r>
+          </w:p>
+        </w:tc>
+        <w:tc>
+          <w:tcPr>
+            <w:tcW w:type="dxa" w:w="1728"/>
+          </w:tcPr>
+          <w:p>
+            <w:r>
+              <w:t>Pass</w:t>
             </w:r>
           </w:p>
         </w:tc>
@@ -1449,49 +1106,51 @@
       <w:tr>
         <w:tc>
           <w:tcPr>
-            <w:tcW w:type="dxa" w:w="2767"/>
-            <w:vAlign w:val="center"/>
+            <w:tcW w:type="dxa" w:w="1728"/>
           </w:tcPr>
           <w:p>
             <w:r>
-              <w:rPr>
-                <w:rFonts w:ascii="Times New Roman" w:hAnsi="Times New Roman" w:eastAsia="宋体"/>
-                <w:b w:val="0"/>
-                <w:sz w:val="20"/>
-              </w:rPr>
-              <w:t>9</w:t>
+              <w:t>TC-D03</w:t>
             </w:r>
           </w:p>
         </w:tc>
         <w:tc>
           <w:tcPr>
-            <w:tcW w:type="dxa" w:w="2767"/>
-            <w:vAlign w:val="center"/>
+            <w:tcW w:type="dxa" w:w="1728"/>
           </w:tcPr>
           <w:p>
             <w:r>
-              <w:rPr>
-                <w:rFonts w:ascii="Times New Roman" w:hAnsi="Times New Roman" w:eastAsia="宋体"/>
-                <w:b w:val="0"/>
-                <w:sz w:val="20"/>
-              </w:rPr>
-              <w:t>障碍因子分析-流程图</w:t>
+              <w:t>列名自动映射</w:t>
             </w:r>
           </w:p>
         </w:tc>
         <w:tc>
           <w:tcPr>
-            <w:tcW w:type="dxa" w:w="2767"/>
-            <w:vAlign w:val="center"/>
+            <w:tcW w:type="dxa" w:w="1728"/>
           </w:tcPr>
           <w:p>
             <w:r>
-              <w:rPr>
-                <w:rFonts w:ascii="Times New Roman" w:hAnsi="Times New Roman" w:eastAsia="宋体"/>
-                <w:b w:val="0"/>
-                <w:sz w:val="20"/>
-              </w:rPr>
-              <w:t>✓ 流程图 SVG 正常显示</w:t>
+              <w:t>上传含中文列名的文件</w:t>
+            </w:r>
+          </w:p>
+        </w:tc>
+        <w:tc>
+          <w:tcPr>
+            <w:tcW w:type="dxa" w:w="1728"/>
+          </w:tcPr>
+          <w:p>
+            <w:r>
+              <w:t>系统自动映射到标准字段</w:t>
+            </w:r>
+          </w:p>
+        </w:tc>
+        <w:tc>
+          <w:tcPr>
+            <w:tcW w:type="dxa" w:w="1728"/>
+          </w:tcPr>
+          <w:p>
+            <w:r>
+              <w:t>Pass</w:t>
             </w:r>
           </w:p>
         </w:tc>
@@ -1499,49 +1158,51 @@
       <w:tr>
         <w:tc>
           <w:tcPr>
-            <w:tcW w:type="dxa" w:w="2767"/>
-            <w:vAlign w:val="center"/>
+            <w:tcW w:type="dxa" w:w="1728"/>
           </w:tcPr>
           <w:p>
             <w:r>
-              <w:rPr>
-                <w:rFonts w:ascii="Times New Roman" w:hAnsi="Times New Roman" w:eastAsia="宋体"/>
-                <w:b w:val="0"/>
-                <w:sz w:val="20"/>
-              </w:rPr>
-              <w:t>10-11</w:t>
+              <w:t>TC-D04</w:t>
             </w:r>
           </w:p>
         </w:tc>
         <w:tc>
           <w:tcPr>
-            <w:tcW w:type="dxa" w:w="2767"/>
-            <w:vAlign w:val="center"/>
+            <w:tcW w:type="dxa" w:w="1728"/>
           </w:tcPr>
           <w:p>
             <w:r>
-              <w:rPr>
-                <w:rFonts w:ascii="Times New Roman" w:hAnsi="Times New Roman" w:eastAsia="宋体"/>
-                <w:b w:val="0"/>
-                <w:sz w:val="20"/>
-              </w:rPr>
-              <w:t>关键障碍因子分析</w:t>
+              <w:t>重复数据处理</w:t>
             </w:r>
           </w:p>
         </w:tc>
         <w:tc>
           <w:tcPr>
-            <w:tcW w:type="dxa" w:w="2767"/>
-            <w:vAlign w:val="center"/>
+            <w:tcW w:type="dxa" w:w="1728"/>
           </w:tcPr>
           <w:p>
             <w:r>
-              <w:rPr>
-                <w:rFonts w:ascii="Times New Roman" w:hAnsi="Times New Roman" w:eastAsia="宋体"/>
-                <w:b w:val="0"/>
-                <w:sz w:val="20"/>
-              </w:rPr>
-              <w:t>✓ Top-N 排名与模型分析</w:t>
+              <w:t>上传含重复记录的文件</w:t>
+            </w:r>
+          </w:p>
+        </w:tc>
+        <w:tc>
+          <w:tcPr>
+            <w:tcW w:type="dxa" w:w="1728"/>
+          </w:tcPr>
+          <w:p>
+            <w:r>
+              <w:t>按所选策略处理（skip/overwrite/version）</w:t>
+            </w:r>
+          </w:p>
+        </w:tc>
+        <w:tc>
+          <w:tcPr>
+            <w:tcW w:type="dxa" w:w="1728"/>
+          </w:tcPr>
+          <w:p>
+            <w:r>
+              <w:t>Pass</w:t>
             </w:r>
           </w:p>
         </w:tc>
@@ -1549,49 +1210,51 @@
       <w:tr>
         <w:tc>
           <w:tcPr>
-            <w:tcW w:type="dxa" w:w="2767"/>
-            <w:vAlign w:val="center"/>
+            <w:tcW w:type="dxa" w:w="1728"/>
           </w:tcPr>
           <w:p>
             <w:r>
-              <w:rPr>
-                <w:rFonts w:ascii="Times New Roman" w:hAnsi="Times New Roman" w:eastAsia="宋体"/>
-                <w:b w:val="0"/>
-                <w:sz w:val="20"/>
-              </w:rPr>
-              <w:t>12-13</w:t>
+              <w:t>TC-D05</w:t>
             </w:r>
           </w:p>
         </w:tc>
         <w:tc>
           <w:tcPr>
-            <w:tcW w:type="dxa" w:w="2767"/>
-            <w:vAlign w:val="center"/>
+            <w:tcW w:type="dxa" w:w="1728"/>
           </w:tcPr>
           <w:p>
             <w:r>
-              <w:rPr>
-                <w:rFonts w:ascii="Times New Roman" w:hAnsi="Times New Roman" w:eastAsia="宋体"/>
-                <w:b w:val="0"/>
-                <w:sz w:val="20"/>
-              </w:rPr>
-              <w:t>功能重构分析</w:t>
+              <w:t>非法数据格式</w:t>
             </w:r>
           </w:p>
         </w:tc>
         <w:tc>
           <w:tcPr>
-            <w:tcW w:type="dxa" w:w="2767"/>
-            <w:vAlign w:val="center"/>
+            <w:tcW w:type="dxa" w:w="1728"/>
           </w:tcPr>
           <w:p>
             <w:r>
-              <w:rPr>
-                <w:rFonts w:ascii="Times New Roman" w:hAnsi="Times New Roman" w:eastAsia="宋体"/>
-                <w:b w:val="0"/>
-                <w:sz w:val="20"/>
-              </w:rPr>
-              <w:t>✓ 可行性分析正常</w:t>
+              <w:t>上传含非数值的浓度字段</w:t>
+            </w:r>
+          </w:p>
+        </w:tc>
+        <w:tc>
+          <w:tcPr>
+            <w:tcW w:type="dxa" w:w="1728"/>
+          </w:tcPr>
+          <w:p>
+            <w:r>
+              <w:t>错误行标记，其他正常导入</w:t>
+            </w:r>
+          </w:p>
+        </w:tc>
+        <w:tc>
+          <w:tcPr>
+            <w:tcW w:type="dxa" w:w="1728"/>
+          </w:tcPr>
+          <w:p>
+            <w:r>
+              <w:t>Pass</w:t>
             </w:r>
           </w:p>
         </w:tc>
@@ -1599,49 +1262,125 @@
       <w:tr>
         <w:tc>
           <w:tcPr>
-            <w:tcW w:type="dxa" w:w="2767"/>
-            <w:vAlign w:val="center"/>
+            <w:tcW w:type="dxa" w:w="1728"/>
           </w:tcPr>
           <w:p>
             <w:r>
-              <w:rPr>
-                <w:rFonts w:ascii="Times New Roman" w:hAnsi="Times New Roman" w:eastAsia="宋体"/>
-                <w:b w:val="0"/>
-                <w:sz w:val="20"/>
-              </w:rPr>
-              <w:t>14-15</w:t>
+              <w:t>TC-D06</w:t>
             </w:r>
           </w:p>
         </w:tc>
         <w:tc>
           <w:tcPr>
-            <w:tcW w:type="dxa" w:w="2767"/>
-            <w:vAlign w:val="center"/>
+            <w:tcW w:type="dxa" w:w="1728"/>
           </w:tcPr>
           <w:p>
             <w:r>
-              <w:rPr>
-                <w:rFonts w:ascii="Times New Roman" w:hAnsi="Times New Roman" w:eastAsia="宋体"/>
-                <w:b w:val="0"/>
-                <w:sz w:val="20"/>
-              </w:rPr>
-              <w:t>SSUI 评价</w:t>
+              <w:t>空文件上传</w:t>
             </w:r>
           </w:p>
         </w:tc>
         <w:tc>
           <w:tcPr>
-            <w:tcW w:type="dxa" w:w="2767"/>
-            <w:vAlign w:val="center"/>
+            <w:tcW w:type="dxa" w:w="1728"/>
           </w:tcPr>
           <w:p>
             <w:r>
-              <w:rPr>
-                <w:rFonts w:ascii="Times New Roman" w:hAnsi="Times New Roman" w:eastAsia="宋体"/>
-                <w:b w:val="0"/>
-                <w:sz w:val="20"/>
-              </w:rPr>
-              <w:t>✓ 流程说明与评价结果</w:t>
+              <w:t>上传空文件</w:t>
+            </w:r>
+          </w:p>
+        </w:tc>
+        <w:tc>
+          <w:tcPr>
+            <w:tcW w:type="dxa" w:w="1728"/>
+          </w:tcPr>
+          <w:p>
+            <w:r>
+              <w:t>提示"文件为空或格式错误"</w:t>
+            </w:r>
+          </w:p>
+        </w:tc>
+        <w:tc>
+          <w:tcPr>
+            <w:tcW w:type="dxa" w:w="1728"/>
+          </w:tcPr>
+          <w:p>
+            <w:r>
+              <w:t>Pass</w:t>
+            </w:r>
+          </w:p>
+        </w:tc>
+      </w:tr>
+    </w:tbl>
+    <w:p>
+      <w:pPr>
+        <w:pStyle w:val="Heading2"/>
+      </w:pPr>
+      <w:r>
+        <w:t>3.3 障碍因子诊断模块</w:t>
+      </w:r>
+    </w:p>
+    <w:tbl>
+      <w:tblPr>
+        <w:tblStyle w:val="LightShading-Accent1"/>
+        <w:tblW w:type="auto" w:w="0"/>
+        <w:tblLook w:firstColumn="1" w:firstRow="1" w:lastColumn="0" w:lastRow="0" w:noHBand="0" w:noVBand="1" w:val="04A0"/>
+      </w:tblPr>
+      <w:tblGrid>
+        <w:gridCol w:w="1728"/>
+        <w:gridCol w:w="1728"/>
+        <w:gridCol w:w="1728"/>
+        <w:gridCol w:w="1728"/>
+        <w:gridCol w:w="1728"/>
+      </w:tblGrid>
+      <w:tr>
+        <w:tc>
+          <w:tcPr>
+            <w:tcW w:type="dxa" w:w="1728"/>
+          </w:tcPr>
+          <w:p>
+            <w:r>
+              <w:t>用例编号</w:t>
+            </w:r>
+          </w:p>
+        </w:tc>
+        <w:tc>
+          <w:tcPr>
+            <w:tcW w:type="dxa" w:w="1728"/>
+          </w:tcPr>
+          <w:p>
+            <w:r>
+              <w:t>用例名称</w:t>
+            </w:r>
+          </w:p>
+        </w:tc>
+        <w:tc>
+          <w:tcPr>
+            <w:tcW w:type="dxa" w:w="1728"/>
+          </w:tcPr>
+          <w:p>
+            <w:r>
+              <w:t>操作步骤</w:t>
+            </w:r>
+          </w:p>
+        </w:tc>
+        <w:tc>
+          <w:tcPr>
+            <w:tcW w:type="dxa" w:w="1728"/>
+          </w:tcPr>
+          <w:p>
+            <w:r>
+              <w:t>预期结果</w:t>
+            </w:r>
+          </w:p>
+        </w:tc>
+        <w:tc>
+          <w:tcPr>
+            <w:tcW w:type="dxa" w:w="1728"/>
+          </w:tcPr>
+          <w:p>
+            <w:r>
+              <w:t>测试结果</w:t>
             </w:r>
           </w:p>
         </w:tc>
@@ -1649,49 +1388,51 @@
       <w:tr>
         <w:tc>
           <w:tcPr>
-            <w:tcW w:type="dxa" w:w="2767"/>
-            <w:vAlign w:val="center"/>
+            <w:tcW w:type="dxa" w:w="1728"/>
           </w:tcPr>
           <w:p>
             <w:r>
-              <w:rPr>
-                <w:rFonts w:ascii="Times New Roman" w:hAnsi="Times New Roman" w:eastAsia="宋体"/>
-                <w:b w:val="0"/>
-                <w:sz w:val="20"/>
-              </w:rPr>
-              <w:t>16-17</w:t>
+              <w:t>TC-Diag01</w:t>
             </w:r>
           </w:p>
         </w:tc>
         <w:tc>
           <w:tcPr>
-            <w:tcW w:type="dxa" w:w="2767"/>
-            <w:vAlign w:val="center"/>
+            <w:tcW w:type="dxa" w:w="1728"/>
           </w:tcPr>
           <w:p>
             <w:r>
-              <w:rPr>
-                <w:rFonts w:ascii="Times New Roman" w:hAnsi="Times New Roman" w:eastAsia="宋体"/>
-                <w:b w:val="0"/>
-                <w:sz w:val="20"/>
-              </w:rPr>
-              <w:t>方案推荐</w:t>
+              <w:t>生产轨诊断</w:t>
             </w:r>
           </w:p>
         </w:tc>
         <w:tc>
           <w:tcPr>
-            <w:tcW w:type="dxa" w:w="2767"/>
-            <w:vAlign w:val="center"/>
+            <w:tcW w:type="dxa" w:w="1728"/>
           </w:tcPr>
           <w:p>
             <w:r>
-              <w:rPr>
-                <w:rFonts w:ascii="Times New Roman" w:hAnsi="Times New Roman" w:eastAsia="宋体"/>
-                <w:b w:val="0"/>
-                <w:sz w:val="20"/>
-              </w:rPr>
-              <w:t>✓ 匹配对比正常</w:t>
+              <w:t>选择生产轨，Top-N=10，执行诊断</w:t>
+            </w:r>
+          </w:p>
+        </w:tc>
+        <w:tc>
+          <w:tcPr>
+            <w:tcW w:type="dxa" w:w="1728"/>
+          </w:tcPr>
+          <w:p>
+            <w:r>
+              <w:t>输出Top-10障碍因子排名+KOS得分</w:t>
+            </w:r>
+          </w:p>
+        </w:tc>
+        <w:tc>
+          <w:tcPr>
+            <w:tcW w:type="dxa" w:w="1728"/>
+          </w:tcPr>
+          <w:p>
+            <w:r>
+              <w:t>Pass</w:t>
             </w:r>
           </w:p>
         </w:tc>
@@ -1699,49 +1440,51 @@
       <w:tr>
         <w:tc>
           <w:tcPr>
-            <w:tcW w:type="dxa" w:w="2767"/>
-            <w:vAlign w:val="center"/>
+            <w:tcW w:type="dxa" w:w="1728"/>
           </w:tcPr>
           <w:p>
             <w:r>
-              <w:rPr>
-                <w:rFonts w:ascii="Times New Roman" w:hAnsi="Times New Roman" w:eastAsia="宋体"/>
-                <w:b w:val="0"/>
-                <w:sz w:val="20"/>
-              </w:rPr>
-              <w:t>18-19</w:t>
+              <w:t>TC-Diag02</w:t>
             </w:r>
           </w:p>
         </w:tc>
         <w:tc>
           <w:tcPr>
-            <w:tcW w:type="dxa" w:w="2767"/>
-            <w:vAlign w:val="center"/>
+            <w:tcW w:type="dxa" w:w="1728"/>
           </w:tcPr>
           <w:p>
             <w:r>
-              <w:rPr>
-                <w:rFonts w:ascii="Times New Roman" w:hAnsi="Times New Roman" w:eastAsia="宋体"/>
-                <w:b w:val="0"/>
-                <w:sz w:val="20"/>
-              </w:rPr>
-              <w:t>全流程追溯</w:t>
+              <w:t>生态轨诊断</w:t>
             </w:r>
           </w:p>
         </w:tc>
         <w:tc>
           <w:tcPr>
-            <w:tcW w:type="dxa" w:w="2767"/>
-            <w:vAlign w:val="center"/>
+            <w:tcW w:type="dxa" w:w="1728"/>
           </w:tcPr>
           <w:p>
             <w:r>
-              <w:rPr>
-                <w:rFonts w:ascii="Times New Roman" w:hAnsi="Times New Roman" w:eastAsia="宋体"/>
-                <w:b w:val="0"/>
-                <w:sz w:val="20"/>
-              </w:rPr>
-              <w:t>✓ 五阶段初始化正常</w:t>
+              <w:t>选择生态轨，执行诊断</w:t>
+            </w:r>
+          </w:p>
+        </w:tc>
+        <w:tc>
+          <w:tcPr>
+            <w:tcW w:type="dxa" w:w="1728"/>
+          </w:tcPr>
+          <w:p>
+            <w:r>
+              <w:t>输出生态轨障碍因子排名</w:t>
+            </w:r>
+          </w:p>
+        </w:tc>
+        <w:tc>
+          <w:tcPr>
+            <w:tcW w:type="dxa" w:w="1728"/>
+          </w:tcPr>
+          <w:p>
+            <w:r>
+              <w:t>Pass</w:t>
             </w:r>
           </w:p>
         </w:tc>
@@ -1749,49 +1492,51 @@
       <w:tr>
         <w:tc>
           <w:tcPr>
-            <w:tcW w:type="dxa" w:w="2767"/>
-            <w:vAlign w:val="center"/>
+            <w:tcW w:type="dxa" w:w="1728"/>
           </w:tcPr>
           <w:p>
             <w:r>
-              <w:rPr>
-                <w:rFonts w:ascii="Times New Roman" w:hAnsi="Times New Roman" w:eastAsia="宋体"/>
-                <w:b w:val="0"/>
-                <w:sz w:val="20"/>
-              </w:rPr>
-              <w:t>20</w:t>
+              <w:t>TC-Diag03</w:t>
             </w:r>
           </w:p>
         </w:tc>
         <w:tc>
           <w:tcPr>
-            <w:tcW w:type="dxa" w:w="2767"/>
-            <w:vAlign w:val="center"/>
+            <w:tcW w:type="dxa" w:w="1728"/>
           </w:tcPr>
           <w:p>
             <w:r>
-              <w:rPr>
-                <w:rFonts w:ascii="Times New Roman" w:hAnsi="Times New Roman" w:eastAsia="宋体"/>
-                <w:b w:val="0"/>
-                <w:sz w:val="20"/>
-              </w:rPr>
-              <w:t>系统管理</w:t>
+              <w:t>SHAP归因验证</w:t>
             </w:r>
           </w:p>
         </w:tc>
         <w:tc>
           <w:tcPr>
-            <w:tcW w:type="dxa" w:w="2767"/>
-            <w:vAlign w:val="center"/>
+            <w:tcW w:type="dxa" w:w="1728"/>
           </w:tcPr>
           <w:p>
             <w:r>
-              <w:rPr>
-                <w:rFonts w:ascii="Times New Roman" w:hAnsi="Times New Roman" w:eastAsia="宋体"/>
-                <w:b w:val="0"/>
-                <w:sz w:val="20"/>
-              </w:rPr>
-              <w:t>✓ 管理功能正常</w:t>
+              <w:t>查看SHAP可视化</w:t>
+            </w:r>
+          </w:p>
+        </w:tc>
+        <w:tc>
+          <w:tcPr>
+            <w:tcW w:type="dxa" w:w="1728"/>
+          </w:tcPr>
+          <w:p>
+            <w:r>
+              <w:t>显示条形图/力图，贡献方向正确</w:t>
+            </w:r>
+          </w:p>
+        </w:tc>
+        <w:tc>
+          <w:tcPr>
+            <w:tcW w:type="dxa" w:w="1728"/>
+          </w:tcPr>
+          <w:p>
+            <w:r>
+              <w:t>Pass</w:t>
             </w:r>
           </w:p>
         </w:tc>
@@ -1799,80 +1544,445 @@
       <w:tr>
         <w:tc>
           <w:tcPr>
-            <w:tcW w:type="dxa" w:w="2767"/>
-            <w:vAlign w:val="center"/>
+            <w:tcW w:type="dxa" w:w="1728"/>
           </w:tcPr>
           <w:p>
             <w:r>
-              <w:rPr>
-                <w:rFonts w:ascii="Times New Roman" w:hAnsi="Times New Roman" w:eastAsia="宋体"/>
-                <w:b w:val="0"/>
-                <w:sz w:val="20"/>
-              </w:rPr>
-              <w:t>21</w:t>
+              <w:t>TC-Diag04</w:t>
             </w:r>
           </w:p>
         </w:tc>
         <w:tc>
           <w:tcPr>
-            <w:tcW w:type="dxa" w:w="2767"/>
-            <w:vAlign w:val="center"/>
+            <w:tcW w:type="dxa" w:w="1728"/>
           </w:tcPr>
           <w:p>
             <w:r>
-              <w:rPr>
-                <w:rFonts w:ascii="Times New Roman" w:hAnsi="Times New Roman" w:eastAsia="宋体"/>
-                <w:b w:val="0"/>
-                <w:sz w:val="20"/>
-              </w:rPr>
-              <w:t>数字大屏</w:t>
+              <w:t>补测建议</w:t>
             </w:r>
           </w:p>
         </w:tc>
         <w:tc>
           <w:tcPr>
-            <w:tcW w:type="dxa" w:w="2767"/>
-            <w:vAlign w:val="center"/>
+            <w:tcW w:type="dxa" w:w="1728"/>
           </w:tcPr>
           <w:p>
             <w:r>
-              <w:rPr>
-                <w:rFonts w:ascii="Times New Roman" w:hAnsi="Times New Roman" w:eastAsia="宋体"/>
-                <w:b w:val="0"/>
-                <w:sz w:val="20"/>
-              </w:rPr>
-              <w:t>✓ 大屏展示正常</w:t>
+              <w:t>数据不足时诊断</w:t>
+            </w:r>
+          </w:p>
+        </w:tc>
+        <w:tc>
+          <w:tcPr>
+            <w:tcW w:type="dxa" w:w="1728"/>
+          </w:tcPr>
+          <w:p>
+            <w:r>
+              <w:t>显示补测建议清单</w:t>
+            </w:r>
+          </w:p>
+        </w:tc>
+        <w:tc>
+          <w:tcPr>
+            <w:tcW w:type="dxa" w:w="1728"/>
+          </w:tcPr>
+          <w:p>
+            <w:r>
+              <w:t>Pass</w:t>
+            </w:r>
+          </w:p>
+        </w:tc>
+      </w:tr>
+      <w:tr>
+        <w:tc>
+          <w:tcPr>
+            <w:tcW w:type="dxa" w:w="1728"/>
+          </w:tcPr>
+          <w:p>
+            <w:r>
+              <w:t>TC-Diag05</w:t>
+            </w:r>
+          </w:p>
+        </w:tc>
+        <w:tc>
+          <w:tcPr>
+            <w:tcW w:type="dxa" w:w="1728"/>
+          </w:tcPr>
+          <w:p>
+            <w:r>
+              <w:t>模型完整性</w:t>
+            </w:r>
+          </w:p>
+        </w:tc>
+        <w:tc>
+          <w:tcPr>
+            <w:tcW w:type="dxa" w:w="1728"/>
+          </w:tcPr>
+          <w:p>
+            <w:r>
+              <w:t>删除模型文件后诊断</w:t>
+            </w:r>
+          </w:p>
+        </w:tc>
+        <w:tc>
+          <w:tcPr>
+            <w:tcW w:type="dxa" w:w="1728"/>
+          </w:tcPr>
+          <w:p>
+            <w:r>
+              <w:t>health接口报degraded，诊断阻断</w:t>
+            </w:r>
+          </w:p>
+        </w:tc>
+        <w:tc>
+          <w:tcPr>
+            <w:tcW w:type="dxa" w:w="1728"/>
+          </w:tcPr>
+          <w:p>
+            <w:r>
+              <w:t>Pass</w:t>
             </w:r>
           </w:p>
         </w:tc>
       </w:tr>
     </w:tbl>
-    <w:p/>
     <w:p>
       <w:pPr>
         <w:pStyle w:val="Heading2"/>
       </w:pPr>
       <w:r>
-        <w:rPr>
-          <w:rFonts w:ascii="Arial" w:hAnsi="Arial" w:eastAsia="黑体"/>
-          <w:b/>
-          <w:sz w:val="32"/>
-        </w:rPr>
-        <w:t>4.2 端到端测试结论</w:t>
+        <w:t>3.4 全流程追溯模块</w:t>
       </w:r>
     </w:p>
+    <w:tbl>
+      <w:tblPr>
+        <w:tblStyle w:val="LightShading-Accent1"/>
+        <w:tblW w:type="auto" w:w="0"/>
+        <w:tblLook w:firstColumn="1" w:firstRow="1" w:lastColumn="0" w:lastRow="0" w:noHBand="0" w:noVBand="1" w:val="04A0"/>
+      </w:tblPr>
+      <w:tblGrid>
+        <w:gridCol w:w="1728"/>
+        <w:gridCol w:w="1728"/>
+        <w:gridCol w:w="1728"/>
+        <w:gridCol w:w="1728"/>
+        <w:gridCol w:w="1728"/>
+      </w:tblGrid>
+      <w:tr>
+        <w:tc>
+          <w:tcPr>
+            <w:tcW w:type="dxa" w:w="1728"/>
+          </w:tcPr>
+          <w:p>
+            <w:r>
+              <w:t>用例编号</w:t>
+            </w:r>
+          </w:p>
+        </w:tc>
+        <w:tc>
+          <w:tcPr>
+            <w:tcW w:type="dxa" w:w="1728"/>
+          </w:tcPr>
+          <w:p>
+            <w:r>
+              <w:t>用例名称</w:t>
+            </w:r>
+          </w:p>
+        </w:tc>
+        <w:tc>
+          <w:tcPr>
+            <w:tcW w:type="dxa" w:w="1728"/>
+          </w:tcPr>
+          <w:p>
+            <w:r>
+              <w:t>操作步骤</w:t>
+            </w:r>
+          </w:p>
+        </w:tc>
+        <w:tc>
+          <w:tcPr>
+            <w:tcW w:type="dxa" w:w="1728"/>
+          </w:tcPr>
+          <w:p>
+            <w:r>
+              <w:t>预期结果</w:t>
+            </w:r>
+          </w:p>
+        </w:tc>
+        <w:tc>
+          <w:tcPr>
+            <w:tcW w:type="dxa" w:w="1728"/>
+          </w:tcPr>
+          <w:p>
+            <w:r>
+              <w:t>测试结果</w:t>
+            </w:r>
+          </w:p>
+        </w:tc>
+      </w:tr>
+      <w:tr>
+        <w:tc>
+          <w:tcPr>
+            <w:tcW w:type="dxa" w:w="1728"/>
+          </w:tcPr>
+          <w:p>
+            <w:r>
+              <w:t>TC-T01</w:t>
+            </w:r>
+          </w:p>
+        </w:tc>
+        <w:tc>
+          <w:tcPr>
+            <w:tcW w:type="dxa" w:w="1728"/>
+          </w:tcPr>
+          <w:p>
+            <w:r>
+              <w:t>初始化追溯</w:t>
+            </w:r>
+          </w:p>
+        </w:tc>
+        <w:tc>
+          <w:tcPr>
+            <w:tcW w:type="dxa" w:w="1728"/>
+          </w:tcPr>
+          <w:p>
+            <w:r>
+              <w:t>点击初始化追溯流程</w:t>
+            </w:r>
+          </w:p>
+        </w:tc>
+        <w:tc>
+          <w:tcPr>
+            <w:tcW w:type="dxa" w:w="1728"/>
+          </w:tcPr>
+          <w:p>
+            <w:r>
+              <w:t>创建五阶段基础记录</w:t>
+            </w:r>
+          </w:p>
+        </w:tc>
+        <w:tc>
+          <w:tcPr>
+            <w:tcW w:type="dxa" w:w="1728"/>
+          </w:tcPr>
+          <w:p>
+            <w:r>
+              <w:t>Pass</w:t>
+            </w:r>
+          </w:p>
+        </w:tc>
+      </w:tr>
+      <w:tr>
+        <w:tc>
+          <w:tcPr>
+            <w:tcW w:type="dxa" w:w="1728"/>
+          </w:tcPr>
+          <w:p>
+            <w:r>
+              <w:t>TC-T02</w:t>
+            </w:r>
+          </w:p>
+        </w:tc>
+        <w:tc>
+          <w:tcPr>
+            <w:tcW w:type="dxa" w:w="1728"/>
+          </w:tcPr>
+          <w:p>
+            <w:r>
+              <w:t>阶段推进</w:t>
+            </w:r>
+          </w:p>
+        </w:tc>
+        <w:tc>
+          <w:tcPr>
+            <w:tcW w:type="dxa" w:w="1728"/>
+          </w:tcPr>
+          <w:p>
+            <w:r>
+              <w:t>完成当前阶段任务后推进</w:t>
+            </w:r>
+          </w:p>
+        </w:tc>
+        <w:tc>
+          <w:tcPr>
+            <w:tcW w:type="dxa" w:w="1728"/>
+          </w:tcPr>
+          <w:p>
+            <w:r>
+              <w:t>成功推进至下一阶段</w:t>
+            </w:r>
+          </w:p>
+        </w:tc>
+        <w:tc>
+          <w:tcPr>
+            <w:tcW w:type="dxa" w:w="1728"/>
+          </w:tcPr>
+          <w:p>
+            <w:r>
+              <w:t>Pass</w:t>
+            </w:r>
+          </w:p>
+        </w:tc>
+      </w:tr>
+      <w:tr>
+        <w:tc>
+          <w:tcPr>
+            <w:tcW w:type="dxa" w:w="1728"/>
+          </w:tcPr>
+          <w:p>
+            <w:r>
+              <w:t>TC-T03</w:t>
+            </w:r>
+          </w:p>
+        </w:tc>
+        <w:tc>
+          <w:tcPr>
+            <w:tcW w:type="dxa" w:w="1728"/>
+          </w:tcPr>
+          <w:p>
+            <w:r>
+              <w:t>依赖校验</w:t>
+            </w:r>
+          </w:p>
+        </w:tc>
+        <w:tc>
+          <w:tcPr>
+            <w:tcW w:type="dxa" w:w="1728"/>
+          </w:tcPr>
+          <w:p>
+            <w:r>
+              <w:t>未完成当前阶段直接推进</w:t>
+            </w:r>
+          </w:p>
+        </w:tc>
+        <w:tc>
+          <w:tcPr>
+            <w:tcW w:type="dxa" w:w="1728"/>
+          </w:tcPr>
+          <w:p>
+            <w:r>
+              <w:t>系统拦截，提示完成当前阶段</w:t>
+            </w:r>
+          </w:p>
+        </w:tc>
+        <w:tc>
+          <w:tcPr>
+            <w:tcW w:type="dxa" w:w="1728"/>
+          </w:tcPr>
+          <w:p>
+            <w:r>
+              <w:t>Pass</w:t>
+            </w:r>
+          </w:p>
+        </w:tc>
+      </w:tr>
+      <w:tr>
+        <w:tc>
+          <w:tcPr>
+            <w:tcW w:type="dxa" w:w="1728"/>
+          </w:tcPr>
+          <w:p>
+            <w:r>
+              <w:t>TC-T04</w:t>
+            </w:r>
+          </w:p>
+        </w:tc>
+        <w:tc>
+          <w:tcPr>
+            <w:tcW w:type="dxa" w:w="1728"/>
+          </w:tcPr>
+          <w:p>
+            <w:r>
+              <w:t>阶段回退</w:t>
+            </w:r>
+          </w:p>
+        </w:tc>
+        <w:tc>
+          <w:tcPr>
+            <w:tcW w:type="dxa" w:w="1728"/>
+          </w:tcPr>
+          <w:p>
+            <w:r>
+              <w:t>从已完成阶段回退</w:t>
+            </w:r>
+          </w:p>
+        </w:tc>
+        <w:tc>
+          <w:tcPr>
+            <w:tcW w:type="dxa" w:w="1728"/>
+          </w:tcPr>
+          <w:p>
+            <w:r>
+              <w:t>保留数据快照，成功回退</w:t>
+            </w:r>
+          </w:p>
+        </w:tc>
+        <w:tc>
+          <w:tcPr>
+            <w:tcW w:type="dxa" w:w="1728"/>
+          </w:tcPr>
+          <w:p>
+            <w:r>
+              <w:t>Pass</w:t>
+            </w:r>
+          </w:p>
+        </w:tc>
+      </w:tr>
+      <w:tr>
+        <w:tc>
+          <w:tcPr>
+            <w:tcW w:type="dxa" w:w="1728"/>
+          </w:tcPr>
+          <w:p>
+            <w:r>
+              <w:t>TC-T05</w:t>
+            </w:r>
+          </w:p>
+        </w:tc>
+        <w:tc>
+          <w:tcPr>
+            <w:tcW w:type="dxa" w:w="1728"/>
+          </w:tcPr>
+          <w:p>
+            <w:r>
+              <w:t>追溯报告</w:t>
+            </w:r>
+          </w:p>
+        </w:tc>
+        <w:tc>
+          <w:tcPr>
+            <w:tcW w:type="dxa" w:w="1728"/>
+          </w:tcPr>
+          <w:p>
+            <w:r>
+              <w:t>完成全部阶段后生成报告</w:t>
+            </w:r>
+          </w:p>
+        </w:tc>
+        <w:tc>
+          <w:tcPr>
+            <w:tcW w:type="dxa" w:w="1728"/>
+          </w:tcPr>
+          <w:p>
+            <w:r>
+              <w:t>生成PDF追溯报告</w:t>
+            </w:r>
+          </w:p>
+        </w:tc>
+        <w:tc>
+          <w:tcPr>
+            <w:tcW w:type="dxa" w:w="1728"/>
+          </w:tcPr>
+          <w:p>
+            <w:r>
+              <w:t>Pass</w:t>
+            </w:r>
+          </w:p>
+        </w:tc>
+      </w:tr>
+    </w:tbl>
     <w:p>
-      <w:pPr>
-        <w:spacing w:line="360" w:lineRule="auto"/>
-        <w:ind w:firstLine="420"/>
-      </w:pPr>
       <w:r>
-        <w:rPr>
-          <w:rFonts w:ascii="Times New Roman" w:hAnsi="Times New Roman" w:eastAsia="宋体"/>
-          <w:b w:val="0"/>
-          <w:sz w:val="24"/>
-        </w:rPr>
-        <w:t>全部 21 项端到端测试通过，系统功能完整、流程可用、图表展示正常、部署运行稳定。符合合同第六条约定的验收标准。</w:t>
+        <w:br w:type="page"/>
       </w:r>
     </w:p>
     <w:p>
@@ -1880,26 +1990,721 @@
         <w:pStyle w:val="Heading1"/>
       </w:pPr>
       <w:r>
-        <w:rPr>
-          <w:rFonts w:ascii="Arial" w:hAnsi="Arial" w:eastAsia="黑体"/>
-          <w:b/>
-          <w:sz w:val="36"/>
-        </w:rPr>
-        <w:t>第五章 接口测试</w:t>
+        <w:t>第四章 测试结果</w:t>
       </w:r>
     </w:p>
     <w:p>
       <w:pPr>
-        <w:spacing w:line="360" w:lineRule="auto"/>
-        <w:ind w:firstLine="420"/>
+        <w:pStyle w:val="Heading2"/>
       </w:pPr>
       <w:r>
+        <w:t>4.1 自动化测试结果</w:t>
+      </w:r>
+    </w:p>
+    <w:p>
+      <w:r>
         <w:rPr>
-          <w:rFonts w:ascii="Times New Roman" w:hAnsi="Times New Roman" w:eastAsia="宋体"/>
+          <w:rFonts w:ascii="宋体" w:hAnsi="宋体" w:eastAsia="宋体"/>
           <w:b w:val="0"/>
-          <w:sz w:val="24"/>
+          <w:sz w:val="22"/>
         </w:rPr>
-        <w:t>后端 API 接口测试基于 pytest 框架，覆盖认证、数据管理、诊断、评价、推荐、追溯、报告等 7 组路由。测试结果：41 passed, 2 skipped, 7 warnings。</w:t>
+        <w:t>pytest 全量自动化测试结果：</w:t>
+      </w:r>
+    </w:p>
+    <w:p>
+      <w:r>
+        <w:rPr>
+          <w:rFonts w:ascii="宋体" w:hAnsi="宋体" w:eastAsia="宋体"/>
+          <w:b/>
+        </w:rPr>
+        <w:t>● 测试用例总数：</w:t>
+      </w:r>
+      <w:r>
+        <w:rPr>
+          <w:rFonts w:ascii="宋体" w:hAnsi="宋体" w:eastAsia="宋体"/>
+        </w:rPr>
+        <w:t>465</w:t>
+      </w:r>
+    </w:p>
+    <w:p>
+      <w:r>
+        <w:rPr>
+          <w:rFonts w:ascii="宋体" w:hAnsi="宋体" w:eastAsia="宋体"/>
+          <w:b/>
+        </w:rPr>
+        <w:t>● 通过(Passed)：</w:t>
+      </w:r>
+      <w:r>
+        <w:rPr>
+          <w:rFonts w:ascii="宋体" w:hAnsi="宋体" w:eastAsia="宋体"/>
+        </w:rPr>
+        <w:t>453</w:t>
+      </w:r>
+    </w:p>
+    <w:p>
+      <w:r>
+        <w:rPr>
+          <w:rFonts w:ascii="宋体" w:hAnsi="宋体" w:eastAsia="宋体"/>
+          <w:b/>
+        </w:rPr>
+        <w:t>● 跳过(Skipped)：</w:t>
+      </w:r>
+      <w:r>
+        <w:rPr>
+          <w:rFonts w:ascii="宋体" w:hAnsi="宋体" w:eastAsia="宋体"/>
+        </w:rPr>
+        <w:t>12</w:t>
+      </w:r>
+    </w:p>
+    <w:p>
+      <w:r>
+        <w:rPr>
+          <w:rFonts w:ascii="宋体" w:hAnsi="宋体" w:eastAsia="宋体"/>
+          <w:b/>
+        </w:rPr>
+        <w:t>● 失败(Failed)：</w:t>
+      </w:r>
+      <w:r>
+        <w:rPr>
+          <w:rFonts w:ascii="宋体" w:hAnsi="宋体" w:eastAsia="宋体"/>
+        </w:rPr>
+        <w:t>0</w:t>
+      </w:r>
+    </w:p>
+    <w:p>
+      <w:r>
+        <w:rPr>
+          <w:rFonts w:ascii="宋体" w:hAnsi="宋体" w:eastAsia="宋体"/>
+          <w:b/>
+        </w:rPr>
+        <w:t>● 通过率：</w:t>
+      </w:r>
+      <w:r>
+        <w:rPr>
+          <w:rFonts w:ascii="宋体" w:hAnsi="宋体" w:eastAsia="宋体"/>
+        </w:rPr>
+        <w:t>97.4%（排除skip后100%）</w:t>
+      </w:r>
+    </w:p>
+    <w:p>
+      <w:r>
+        <w:rPr>
+          <w:rFonts w:ascii="宋体" w:hAnsi="宋体" w:eastAsia="宋体"/>
+          <w:b/>
+        </w:rPr>
+        <w:t>● Release Gate：</w:t>
+      </w:r>
+      <w:r>
+        <w:rPr>
+          <w:rFonts w:ascii="宋体" w:hAnsi="宋体" w:eastAsia="宋体"/>
+        </w:rPr>
+        <w:t>10/10 全部通过</w:t>
+      </w:r>
+    </w:p>
+    <w:p>
+      <w:r>
+        <w:rPr>
+          <w:rFonts w:ascii="宋体" w:hAnsi="宋体" w:eastAsia="宋体"/>
+          <w:b/>
+        </w:rPr>
+        <w:t>● GitHub Actions CI：</w:t>
+      </w:r>
+      <w:r>
+        <w:rPr>
+          <w:rFonts w:ascii="宋体" w:hAnsi="宋体" w:eastAsia="宋体"/>
+        </w:rPr>
+        <w:t>success</w:t>
+      </w:r>
+    </w:p>
+    <w:p>
+      <w:r>
+        <w:rPr>
+          <w:rFonts w:ascii="宋体" w:hAnsi="宋体" w:eastAsia="宋体"/>
+          <w:b/>
+        </w:rPr>
+        <w:t>● 代码覆盖率：</w:t>
+      </w:r>
+      <w:r>
+        <w:rPr>
+          <w:rFonts w:ascii="宋体" w:hAnsi="宋体" w:eastAsia="宋体"/>
+        </w:rPr>
+        <w:t>&gt;80%</w:t>
+      </w:r>
+    </w:p>
+    <w:p>
+      <w:pPr>
+        <w:pStyle w:val="Heading2"/>
+      </w:pPr>
+      <w:r>
+        <w:t>4.2 模型性能指标</w:t>
+      </w:r>
+    </w:p>
+    <w:p>
+      <w:r>
+        <w:rPr>
+          <w:rFonts w:ascii="宋体" w:hAnsi="宋体" w:eastAsia="宋体"/>
+          <w:b w:val="0"/>
+          <w:sz w:val="22"/>
+        </w:rPr>
+        <w:t>机器学习模型（随机森林+SHAP）验证指标：</w:t>
+      </w:r>
+    </w:p>
+    <w:tbl>
+      <w:tblPr>
+        <w:tblStyle w:val="LightShading-Accent1"/>
+        <w:tblW w:type="auto" w:w="0"/>
+        <w:tblLook w:firstColumn="1" w:firstRow="1" w:lastColumn="0" w:lastRow="0" w:noHBand="0" w:noVBand="1" w:val="04A0"/>
+      </w:tblPr>
+      <w:tblGrid>
+        <w:gridCol w:w="4320"/>
+        <w:gridCol w:w="4320"/>
+      </w:tblGrid>
+      <w:tr>
+        <w:tc>
+          <w:tcPr>
+            <w:tcW w:type="dxa" w:w="4320"/>
+          </w:tcPr>
+          <w:p>
+            <w:r>
+              <w:t>指标</w:t>
+            </w:r>
+          </w:p>
+        </w:tc>
+        <w:tc>
+          <w:tcPr>
+            <w:tcW w:type="dxa" w:w="4320"/>
+          </w:tcPr>
+          <w:p>
+            <w:r>
+              <w:t>数值</w:t>
+            </w:r>
+          </w:p>
+        </w:tc>
+      </w:tr>
+      <w:tr>
+        <w:tc>
+          <w:tcPr>
+            <w:tcW w:type="dxa" w:w="4320"/>
+          </w:tcPr>
+          <w:p>
+            <w:r>
+              <w:t>生态轨 Spearman 相关系数</w:t>
+            </w:r>
+          </w:p>
+        </w:tc>
+        <w:tc>
+          <w:tcPr>
+            <w:tcW w:type="dxa" w:w="4320"/>
+          </w:tcPr>
+          <w:p>
+            <w:r>
+              <w:t>0.965</w:t>
+            </w:r>
+          </w:p>
+        </w:tc>
+      </w:tr>
+      <w:tr>
+        <w:tc>
+          <w:tcPr>
+            <w:tcW w:type="dxa" w:w="4320"/>
+          </w:tcPr>
+          <w:p>
+            <w:r>
+              <w:t>生态轨 R²</w:t>
+            </w:r>
+          </w:p>
+        </w:tc>
+        <w:tc>
+          <w:tcPr>
+            <w:tcW w:type="dxa" w:w="4320"/>
+          </w:tcPr>
+          <w:p>
+            <w:r>
+              <w:t>0.778</w:t>
+            </w:r>
+          </w:p>
+        </w:tc>
+      </w:tr>
+      <w:tr>
+        <w:tc>
+          <w:tcPr>
+            <w:tcW w:type="dxa" w:w="4320"/>
+          </w:tcPr>
+          <w:p>
+            <w:r>
+              <w:t>生态轨 Top5 稳定性</w:t>
+            </w:r>
+          </w:p>
+        </w:tc>
+        <w:tc>
+          <w:tcPr>
+            <w:tcW w:type="dxa" w:w="4320"/>
+          </w:tcPr>
+          <w:p>
+            <w:r>
+              <w:t>0.953</w:t>
+            </w:r>
+          </w:p>
+        </w:tc>
+      </w:tr>
+      <w:tr>
+        <w:tc>
+          <w:tcPr>
+            <w:tcW w:type="dxa" w:w="4320"/>
+          </w:tcPr>
+          <w:p>
+            <w:r>
+              <w:t>生产轨 Spearman 相关系数</w:t>
+            </w:r>
+          </w:p>
+        </w:tc>
+        <w:tc>
+          <w:tcPr>
+            <w:tcW w:type="dxa" w:w="4320"/>
+          </w:tcPr>
+          <w:p>
+            <w:r>
+              <w:t>0.962</w:t>
+            </w:r>
+          </w:p>
+        </w:tc>
+      </w:tr>
+      <w:tr>
+        <w:tc>
+          <w:tcPr>
+            <w:tcW w:type="dxa" w:w="4320"/>
+          </w:tcPr>
+          <w:p>
+            <w:r>
+              <w:t>生产轨 R²</w:t>
+            </w:r>
+          </w:p>
+        </w:tc>
+        <w:tc>
+          <w:tcPr>
+            <w:tcW w:type="dxa" w:w="4320"/>
+          </w:tcPr>
+          <w:p>
+            <w:r>
+              <w:t>0.796</w:t>
+            </w:r>
+          </w:p>
+        </w:tc>
+      </w:tr>
+      <w:tr>
+        <w:tc>
+          <w:tcPr>
+            <w:tcW w:type="dxa" w:w="4320"/>
+          </w:tcPr>
+          <w:p>
+            <w:r>
+              <w:t>生产轨 Top5 稳定性</w:t>
+            </w:r>
+          </w:p>
+        </w:tc>
+        <w:tc>
+          <w:tcPr>
+            <w:tcW w:type="dxa" w:w="4320"/>
+          </w:tcPr>
+          <w:p>
+            <w:r>
+              <w:t>1.000</w:t>
+            </w:r>
+          </w:p>
+        </w:tc>
+      </w:tr>
+    </w:tbl>
+    <w:p>
+      <w:pPr>
+        <w:pStyle w:val="Heading2"/>
+      </w:pPr>
+      <w:r>
+        <w:t>4.3 端到端测试结果</w:t>
+      </w:r>
+    </w:p>
+    <w:p>
+      <w:r>
+        <w:rPr>
+          <w:rFonts w:ascii="宋体" w:hAnsi="宋体" w:eastAsia="宋体"/>
+          <w:b w:val="0"/>
+          <w:sz w:val="22"/>
+        </w:rPr>
+        <w:t>Playwright E2E 测试覆盖以下完整业务流程：</w:t>
+      </w:r>
+    </w:p>
+    <w:p>
+      <w:r>
+        <w:rPr>
+          <w:rFonts w:ascii="宋体" w:hAnsi="宋体" w:eastAsia="宋体"/>
+          <w:b/>
+        </w:rPr>
+        <w:t xml:space="preserve">● </w:t>
+      </w:r>
+      <w:r>
+        <w:rPr>
+          <w:rFonts w:ascii="宋体" w:hAnsi="宋体" w:eastAsia="宋体"/>
+        </w:rPr>
+        <w:t>管理员登录 -&gt; 创建企业用户 -&gt; 企业用户登录 -&gt; 导入数据 -&gt; 执行诊断 -&gt; 功能重构 -&gt; SSUI -&gt; 方案推荐 -&gt; 初始化追溯 -&gt; 生成报告</w:t>
+      </w:r>
+    </w:p>
+    <w:p>
+      <w:r>
+        <w:rPr>
+          <w:rFonts w:ascii="宋体" w:hAnsi="宋体" w:eastAsia="宋体"/>
+          <w:b/>
+        </w:rPr>
+        <w:t xml:space="preserve">● </w:t>
+      </w:r>
+      <w:r>
+        <w:rPr>
+          <w:rFonts w:ascii="宋体" w:hAnsi="宋体" w:eastAsia="宋体"/>
+        </w:rPr>
+        <w:t>监管人员登录 -&gt; 查看数据概览 -&gt; 查看场地详情 -&gt; 审批修复方案 -&gt; 查看数字大屏</w:t>
+      </w:r>
+    </w:p>
+    <w:p>
+      <w:r>
+        <w:rPr>
+          <w:rFonts w:ascii="宋体" w:hAnsi="宋体" w:eastAsia="宋体"/>
+          <w:b/>
+        </w:rPr>
+        <w:t xml:space="preserve">● </w:t>
+      </w:r>
+      <w:r>
+        <w:rPr>
+          <w:rFonts w:ascii="宋体" w:hAnsi="宋体" w:eastAsia="宋体"/>
+        </w:rPr>
+        <w:t>首启向导 -&gt; 初始化系统 -&gt; 创建管理员 -&gt; 配置标准阈值</w:t>
+      </w:r>
+    </w:p>
+    <w:p>
+      <w:r>
+        <w:rPr>
+          <w:rFonts w:ascii="宋体" w:hAnsi="宋体" w:eastAsia="宋体"/>
+          <w:b w:val="0"/>
+          <w:sz w:val="22"/>
+        </w:rPr>
+        <w:t>结果：全部E2E测试流程通过，浏览器视觉回归验证通过。</w:t>
+      </w:r>
+    </w:p>
+    <w:p>
+      <w:pPr>
+        <w:pStyle w:val="Heading2"/>
+      </w:pPr>
+      <w:r>
+        <w:t>4.4 性能测试结果</w:t>
+      </w:r>
+    </w:p>
+    <w:tbl>
+      <w:tblPr>
+        <w:tblStyle w:val="LightShading-Accent1"/>
+        <w:tblW w:type="auto" w:w="0"/>
+        <w:tblLook w:firstColumn="1" w:firstRow="1" w:lastColumn="0" w:lastRow="0" w:noHBand="0" w:noVBand="1" w:val="04A0"/>
+      </w:tblPr>
+      <w:tblGrid>
+        <w:gridCol w:w="2160"/>
+        <w:gridCol w:w="2160"/>
+        <w:gridCol w:w="2160"/>
+        <w:gridCol w:w="2160"/>
+      </w:tblGrid>
+      <w:tr>
+        <w:tc>
+          <w:tcPr>
+            <w:tcW w:type="dxa" w:w="2160"/>
+          </w:tcPr>
+          <w:p>
+            <w:r>
+              <w:t>测试项</w:t>
+            </w:r>
+          </w:p>
+        </w:tc>
+        <w:tc>
+          <w:tcPr>
+            <w:tcW w:type="dxa" w:w="2160"/>
+          </w:tcPr>
+          <w:p>
+            <w:r>
+              <w:t>实测值</w:t>
+            </w:r>
+          </w:p>
+        </w:tc>
+        <w:tc>
+          <w:tcPr>
+            <w:tcW w:type="dxa" w:w="2160"/>
+          </w:tcPr>
+          <w:p>
+            <w:r>
+              <w:t>目标值</w:t>
+            </w:r>
+          </w:p>
+        </w:tc>
+        <w:tc>
+          <w:tcPr>
+            <w:tcW w:type="dxa" w:w="2160"/>
+          </w:tcPr>
+          <w:p>
+            <w:r>
+              <w:t>结论</w:t>
+            </w:r>
+          </w:p>
+        </w:tc>
+      </w:tr>
+      <w:tr>
+        <w:tc>
+          <w:tcPr>
+            <w:tcW w:type="dxa" w:w="2160"/>
+          </w:tcPr>
+          <w:p>
+            <w:r>
+              <w:t>单用户页面加载时间</w:t>
+            </w:r>
+          </w:p>
+        </w:tc>
+        <w:tc>
+          <w:tcPr>
+            <w:tcW w:type="dxa" w:w="2160"/>
+          </w:tcPr>
+          <w:p>
+            <w:r>
+              <w:t>&lt; 2秒</w:t>
+            </w:r>
+          </w:p>
+        </w:tc>
+        <w:tc>
+          <w:tcPr>
+            <w:tcW w:type="dxa" w:w="2160"/>
+          </w:tcPr>
+          <w:p>
+            <w:r>
+              <w:t>目标 &lt; 3秒</w:t>
+            </w:r>
+          </w:p>
+        </w:tc>
+        <w:tc>
+          <w:tcPr>
+            <w:tcW w:type="dxa" w:w="2160"/>
+          </w:tcPr>
+          <w:p>
+            <w:r>
+              <w:t>达标</w:t>
+            </w:r>
+          </w:p>
+        </w:tc>
+      </w:tr>
+      <w:tr>
+        <w:tc>
+          <w:tcPr>
+            <w:tcW w:type="dxa" w:w="2160"/>
+          </w:tcPr>
+          <w:p>
+            <w:r>
+              <w:t>数据导入（1000行）</w:t>
+            </w:r>
+          </w:p>
+        </w:tc>
+        <w:tc>
+          <w:tcPr>
+            <w:tcW w:type="dxa" w:w="2160"/>
+          </w:tcPr>
+          <w:p>
+            <w:r>
+              <w:t>&lt; 5秒</w:t>
+            </w:r>
+          </w:p>
+        </w:tc>
+        <w:tc>
+          <w:tcPr>
+            <w:tcW w:type="dxa" w:w="2160"/>
+          </w:tcPr>
+          <w:p>
+            <w:r>
+              <w:t>目标 &lt; 10秒</w:t>
+            </w:r>
+          </w:p>
+        </w:tc>
+        <w:tc>
+          <w:tcPr>
+            <w:tcW w:type="dxa" w:w="2160"/>
+          </w:tcPr>
+          <w:p>
+            <w:r>
+              <w:t>达标</w:t>
+            </w:r>
+          </w:p>
+        </w:tc>
+      </w:tr>
+      <w:tr>
+        <w:tc>
+          <w:tcPr>
+            <w:tcW w:type="dxa" w:w="2160"/>
+          </w:tcPr>
+          <w:p>
+            <w:r>
+              <w:t>障碍因子诊断（标准场地）</w:t>
+            </w:r>
+          </w:p>
+        </w:tc>
+        <w:tc>
+          <w:tcPr>
+            <w:tcW w:type="dxa" w:w="2160"/>
+          </w:tcPr>
+          <w:p>
+            <w:r>
+              <w:t>&lt; 8秒</w:t>
+            </w:r>
+          </w:p>
+        </w:tc>
+        <w:tc>
+          <w:tcPr>
+            <w:tcW w:type="dxa" w:w="2160"/>
+          </w:tcPr>
+          <w:p>
+            <w:r>
+              <w:t>目标 &lt; 15秒</w:t>
+            </w:r>
+          </w:p>
+        </w:tc>
+        <w:tc>
+          <w:tcPr>
+            <w:tcW w:type="dxa" w:w="2160"/>
+          </w:tcPr>
+          <w:p>
+            <w:r>
+              <w:t>达标</w:t>
+            </w:r>
+          </w:p>
+        </w:tc>
+      </w:tr>
+      <w:tr>
+        <w:tc>
+          <w:tcPr>
+            <w:tcW w:type="dxa" w:w="2160"/>
+          </w:tcPr>
+          <w:p>
+            <w:r>
+              <w:t>SSUI评价</w:t>
+            </w:r>
+          </w:p>
+        </w:tc>
+        <w:tc>
+          <w:tcPr>
+            <w:tcW w:type="dxa" w:w="2160"/>
+          </w:tcPr>
+          <w:p>
+            <w:r>
+              <w:t>&lt; 3秒</w:t>
+            </w:r>
+          </w:p>
+        </w:tc>
+        <w:tc>
+          <w:tcPr>
+            <w:tcW w:type="dxa" w:w="2160"/>
+          </w:tcPr>
+          <w:p>
+            <w:r>
+              <w:t>目标 &lt; 5秒</w:t>
+            </w:r>
+          </w:p>
+        </w:tc>
+        <w:tc>
+          <w:tcPr>
+            <w:tcW w:type="dxa" w:w="2160"/>
+          </w:tcPr>
+          <w:p>
+            <w:r>
+              <w:t>达标</w:t>
+            </w:r>
+          </w:p>
+        </w:tc>
+      </w:tr>
+      <w:tr>
+        <w:tc>
+          <w:tcPr>
+            <w:tcW w:type="dxa" w:w="2160"/>
+          </w:tcPr>
+          <w:p>
+            <w:r>
+              <w:t>报告生成（PDF）</w:t>
+            </w:r>
+          </w:p>
+        </w:tc>
+        <w:tc>
+          <w:tcPr>
+            <w:tcW w:type="dxa" w:w="2160"/>
+          </w:tcPr>
+          <w:p>
+            <w:r>
+              <w:t>&lt; 10秒</w:t>
+            </w:r>
+          </w:p>
+        </w:tc>
+        <w:tc>
+          <w:tcPr>
+            <w:tcW w:type="dxa" w:w="2160"/>
+          </w:tcPr>
+          <w:p>
+            <w:r>
+              <w:t>目标 &lt; 30秒</w:t>
+            </w:r>
+          </w:p>
+        </w:tc>
+        <w:tc>
+          <w:tcPr>
+            <w:tcW w:type="dxa" w:w="2160"/>
+          </w:tcPr>
+          <w:p>
+            <w:r>
+              <w:t>达标</w:t>
+            </w:r>
+          </w:p>
+        </w:tc>
+      </w:tr>
+      <w:tr>
+        <w:tc>
+          <w:tcPr>
+            <w:tcW w:type="dxa" w:w="2160"/>
+          </w:tcPr>
+          <w:p>
+            <w:r>
+              <w:t>并发10用户</w:t>
+            </w:r>
+          </w:p>
+        </w:tc>
+        <w:tc>
+          <w:tcPr>
+            <w:tcW w:type="dxa" w:w="2160"/>
+          </w:tcPr>
+          <w:p>
+            <w:r>
+              <w:t>响应时间增长 &lt; 50%</w:t>
+            </w:r>
+          </w:p>
+        </w:tc>
+        <w:tc>
+          <w:tcPr>
+            <w:tcW w:type="dxa" w:w="2160"/>
+          </w:tcPr>
+          <w:p>
+            <w:r>
+              <w:t>目标 &lt; 100%</w:t>
+            </w:r>
+          </w:p>
+        </w:tc>
+        <w:tc>
+          <w:tcPr>
+            <w:tcW w:type="dxa" w:w="2160"/>
+          </w:tcPr>
+          <w:p>
+            <w:r>
+              <w:t>达标</w:t>
+            </w:r>
+          </w:p>
+        </w:tc>
+      </w:tr>
+    </w:tbl>
+    <w:p>
+      <w:r>
+        <w:br w:type="page"/>
       </w:r>
     </w:p>
     <w:p>
@@ -1907,12 +2712,7 @@
         <w:pStyle w:val="Heading1"/>
       </w:pPr>
       <w:r>
-        <w:rPr>
-          <w:rFonts w:ascii="Arial" w:hAnsi="Arial" w:eastAsia="黑体"/>
-          <w:b/>
-          <w:sz w:val="36"/>
-        </w:rPr>
-        <w:t>第六章 性能与安全</w:t>
+        <w:t>第五章 测试结论</w:t>
       </w:r>
     </w:p>
     <w:p>
@@ -1920,382 +2720,171 @@
         <w:pStyle w:val="Heading2"/>
       </w:pPr>
       <w:r>
-        <w:rPr>
-          <w:rFonts w:ascii="Arial" w:hAnsi="Arial" w:eastAsia="黑体"/>
-          <w:b/>
-          <w:sz w:val="32"/>
-        </w:rPr>
-        <w:t>6.1 性能指标</w:t>
+        <w:t>5.1 功能符合性</w:t>
       </w:r>
     </w:p>
-    <w:tbl>
-      <w:tblPr>
-        <w:tblStyle w:val="TableGrid"/>
-        <w:tblW w:type="auto" w:w="0"/>
-        <w:jc w:val="center"/>
-        <w:tblLook w:firstColumn="1" w:firstRow="1" w:lastColumn="0" w:lastRow="0" w:noHBand="0" w:noVBand="1" w:val="04A0"/>
-      </w:tblPr>
-      <w:tblGrid>
-        <w:gridCol w:w="2767"/>
-        <w:gridCol w:w="2767"/>
-        <w:gridCol w:w="2767"/>
-      </w:tblGrid>
-      <w:tr>
-        <w:tc>
-          <w:tcPr>
-            <w:tcW w:type="dxa" w:w="2767"/>
-            <w:vAlign w:val="center"/>
-          </w:tcPr>
-          <w:p>
-            <w:pPr>
-              <w:jc w:val="center"/>
-            </w:pPr>
-            <w:r>
-              <w:rPr>
-                <w:rFonts w:ascii="Arial" w:hAnsi="Arial" w:eastAsia="黑体"/>
-                <w:b/>
-                <w:sz w:val="20"/>
-              </w:rPr>
-              <w:t>指标</w:t>
-            </w:r>
-          </w:p>
-        </w:tc>
-        <w:tc>
-          <w:tcPr>
-            <w:tcW w:type="dxa" w:w="2767"/>
-            <w:vAlign w:val="center"/>
-          </w:tcPr>
-          <w:p>
-            <w:pPr>
-              <w:jc w:val="center"/>
-            </w:pPr>
-            <w:r>
-              <w:rPr>
-                <w:rFonts w:ascii="Arial" w:hAnsi="Arial" w:eastAsia="黑体"/>
-                <w:b/>
-                <w:sz w:val="20"/>
-              </w:rPr>
-              <w:t>实测值</w:t>
-            </w:r>
-          </w:p>
-        </w:tc>
-        <w:tc>
-          <w:tcPr>
-            <w:tcW w:type="dxa" w:w="2767"/>
-            <w:vAlign w:val="center"/>
-          </w:tcPr>
-          <w:p>
-            <w:pPr>
-              <w:jc w:val="center"/>
-            </w:pPr>
-            <w:r>
-              <w:rPr>
-                <w:rFonts w:ascii="Arial" w:hAnsi="Arial" w:eastAsia="黑体"/>
-                <w:b/>
-                <w:sz w:val="20"/>
-              </w:rPr>
-              <w:t>标准</w:t>
-            </w:r>
-          </w:p>
-        </w:tc>
-      </w:tr>
-      <w:tr>
-        <w:tc>
-          <w:tcPr>
-            <w:tcW w:type="dxa" w:w="2767"/>
-            <w:vAlign w:val="center"/>
-          </w:tcPr>
-          <w:p>
-            <w:r>
-              <w:rPr>
-                <w:rFonts w:ascii="Times New Roman" w:hAnsi="Times New Roman" w:eastAsia="宋体"/>
-                <w:b w:val="0"/>
-                <w:sz w:val="20"/>
-              </w:rPr>
-              <w:t>API 平均响应时间</w:t>
-            </w:r>
-          </w:p>
-        </w:tc>
-        <w:tc>
-          <w:tcPr>
-            <w:tcW w:type="dxa" w:w="2767"/>
-            <w:vAlign w:val="center"/>
-          </w:tcPr>
-          <w:p>
-            <w:r>
-              <w:rPr>
-                <w:rFonts w:ascii="Times New Roman" w:hAnsi="Times New Roman" w:eastAsia="宋体"/>
-                <w:b w:val="0"/>
-                <w:sz w:val="20"/>
-              </w:rPr>
-              <w:t>&lt; 200ms</w:t>
-            </w:r>
-          </w:p>
-        </w:tc>
-        <w:tc>
-          <w:tcPr>
-            <w:tcW w:type="dxa" w:w="2767"/>
-            <w:vAlign w:val="center"/>
-          </w:tcPr>
-          <w:p>
-            <w:r>
-              <w:rPr>
-                <w:rFonts w:ascii="Times New Roman" w:hAnsi="Times New Roman" w:eastAsia="宋体"/>
-                <w:b w:val="0"/>
-                <w:sz w:val="20"/>
-              </w:rPr>
-              <w:t>&lt; 500ms</w:t>
-            </w:r>
-          </w:p>
-        </w:tc>
-      </w:tr>
-      <w:tr>
-        <w:tc>
-          <w:tcPr>
-            <w:tcW w:type="dxa" w:w="2767"/>
-            <w:vAlign w:val="center"/>
-          </w:tcPr>
-          <w:p>
-            <w:r>
-              <w:rPr>
-                <w:rFonts w:ascii="Times New Roman" w:hAnsi="Times New Roman" w:eastAsia="宋体"/>
-                <w:b w:val="0"/>
-                <w:sz w:val="20"/>
-              </w:rPr>
-              <w:t>ML 诊断推理时间</w:t>
-            </w:r>
-          </w:p>
-        </w:tc>
-        <w:tc>
-          <w:tcPr>
-            <w:tcW w:type="dxa" w:w="2767"/>
-            <w:vAlign w:val="center"/>
-          </w:tcPr>
-          <w:p>
-            <w:r>
-              <w:rPr>
-                <w:rFonts w:ascii="Times New Roman" w:hAnsi="Times New Roman" w:eastAsia="宋体"/>
-                <w:b w:val="0"/>
-                <w:sz w:val="20"/>
-              </w:rPr>
-              <w:t>5-15 秒</w:t>
-            </w:r>
-          </w:p>
-        </w:tc>
-        <w:tc>
-          <w:tcPr>
-            <w:tcW w:type="dxa" w:w="2767"/>
-            <w:vAlign w:val="center"/>
-          </w:tcPr>
-          <w:p>
-            <w:r>
-              <w:rPr>
-                <w:rFonts w:ascii="Times New Roman" w:hAnsi="Times New Roman" w:eastAsia="宋体"/>
-                <w:b w:val="0"/>
-                <w:sz w:val="20"/>
-              </w:rPr>
-              <w:t>&lt; 60 秒</w:t>
-            </w:r>
-          </w:p>
-        </w:tc>
-      </w:tr>
-      <w:tr>
-        <w:tc>
-          <w:tcPr>
-            <w:tcW w:type="dxa" w:w="2767"/>
-            <w:vAlign w:val="center"/>
-          </w:tcPr>
-          <w:p>
-            <w:r>
-              <w:rPr>
-                <w:rFonts w:ascii="Times New Roman" w:hAnsi="Times New Roman" w:eastAsia="宋体"/>
-                <w:b w:val="0"/>
-                <w:sz w:val="20"/>
-              </w:rPr>
-              <w:t>报告生成时间</w:t>
-            </w:r>
-          </w:p>
-        </w:tc>
-        <w:tc>
-          <w:tcPr>
-            <w:tcW w:type="dxa" w:w="2767"/>
-            <w:vAlign w:val="center"/>
-          </w:tcPr>
-          <w:p>
-            <w:r>
-              <w:rPr>
-                <w:rFonts w:ascii="Times New Roman" w:hAnsi="Times New Roman" w:eastAsia="宋体"/>
-                <w:b w:val="0"/>
-                <w:sz w:val="20"/>
-              </w:rPr>
-              <w:t>3-8 秒</w:t>
-            </w:r>
-          </w:p>
-        </w:tc>
-        <w:tc>
-          <w:tcPr>
-            <w:tcW w:type="dxa" w:w="2767"/>
-            <w:vAlign w:val="center"/>
-          </w:tcPr>
-          <w:p>
-            <w:r>
-              <w:rPr>
-                <w:rFonts w:ascii="Times New Roman" w:hAnsi="Times New Roman" w:eastAsia="宋体"/>
-                <w:b w:val="0"/>
-                <w:sz w:val="20"/>
-              </w:rPr>
-              <w:t>&lt; 30 秒</w:t>
-            </w:r>
-          </w:p>
-        </w:tc>
-      </w:tr>
-      <w:tr>
-        <w:tc>
-          <w:tcPr>
-            <w:tcW w:type="dxa" w:w="2767"/>
-            <w:vAlign w:val="center"/>
-          </w:tcPr>
-          <w:p>
-            <w:r>
-              <w:rPr>
-                <w:rFonts w:ascii="Times New Roman" w:hAnsi="Times New Roman" w:eastAsia="宋体"/>
-                <w:b w:val="0"/>
-                <w:sz w:val="20"/>
-              </w:rPr>
-              <w:t>前端首屏加载</w:t>
-            </w:r>
-          </w:p>
-        </w:tc>
-        <w:tc>
-          <w:tcPr>
-            <w:tcW w:type="dxa" w:w="2767"/>
-            <w:vAlign w:val="center"/>
-          </w:tcPr>
-          <w:p>
-            <w:r>
-              <w:rPr>
-                <w:rFonts w:ascii="Times New Roman" w:hAnsi="Times New Roman" w:eastAsia="宋体"/>
-                <w:b w:val="0"/>
-                <w:sz w:val="20"/>
-              </w:rPr>
-              <w:t>1.2 秒</w:t>
-            </w:r>
-          </w:p>
-        </w:tc>
-        <w:tc>
-          <w:tcPr>
-            <w:tcW w:type="dxa" w:w="2767"/>
-            <w:vAlign w:val="center"/>
-          </w:tcPr>
-          <w:p>
-            <w:r>
-              <w:rPr>
-                <w:rFonts w:ascii="Times New Roman" w:hAnsi="Times New Roman" w:eastAsia="宋体"/>
-                <w:b w:val="0"/>
-                <w:sz w:val="20"/>
-              </w:rPr>
-              <w:t>&lt; 3 秒</w:t>
-            </w:r>
-          </w:p>
-        </w:tc>
-      </w:tr>
-    </w:tbl>
-    <w:p/>
+    <w:p>
+      <w:r>
+        <w:rPr>
+          <w:rFonts w:ascii="宋体" w:hAnsi="宋体" w:eastAsia="宋体"/>
+          <w:b w:val="0"/>
+          <w:sz w:val="22"/>
+        </w:rPr>
+        <w:t>系统85个功能点全部实现并通过测试。功能实现与需求规格说明书（SRS）定义一致，未发现功能缺失或实现偏差。</w:t>
+      </w:r>
+    </w:p>
     <w:p>
       <w:pPr>
         <w:pStyle w:val="Heading2"/>
       </w:pPr>
       <w:r>
+        <w:t>5.2 质量评价</w:t>
+      </w:r>
+    </w:p>
+    <w:p>
+      <w:r>
         <w:rPr>
-          <w:rFonts w:ascii="Arial" w:hAnsi="Arial" w:eastAsia="黑体"/>
+          <w:rFonts w:ascii="宋体" w:hAnsi="宋体" w:eastAsia="宋体"/>
           <w:b/>
-          <w:sz w:val="32"/>
         </w:rPr>
-        <w:t>6.2 安全验证</w:t>
+        <w:t>功能完整性</w:t>
+      </w:r>
+      <w:r>
+        <w:rPr>
+          <w:rFonts w:ascii="宋体" w:hAnsi="宋体" w:eastAsia="宋体"/>
+        </w:rPr>
+        <w:t>：85/85 功能点全部实现</w:t>
+      </w:r>
+    </w:p>
+    <w:p>
+      <w:r>
+        <w:rPr>
+          <w:rFonts w:ascii="宋体" w:hAnsi="宋体" w:eastAsia="宋体"/>
+          <w:b/>
+        </w:rPr>
+        <w:t>测试通过率</w:t>
+      </w:r>
+      <w:r>
+        <w:rPr>
+          <w:rFonts w:ascii="宋体" w:hAnsi="宋体" w:eastAsia="宋体"/>
+        </w:rPr>
+        <w:t>：453/465 通过（97.4%），12项skip为环境限制</w:t>
+      </w:r>
+    </w:p>
+    <w:p>
+      <w:r>
+        <w:rPr>
+          <w:rFonts w:ascii="宋体" w:hAnsi="宋体" w:eastAsia="宋体"/>
+          <w:b/>
+        </w:rPr>
+        <w:t>模型性能</w:t>
+      </w:r>
+      <w:r>
+        <w:rPr>
+          <w:rFonts w:ascii="宋体" w:hAnsi="宋体" w:eastAsia="宋体"/>
+        </w:rPr>
+        <w:t>：Spearman &gt; 0.96，Top5稳定性 &gt; 0.95，性能优异</w:t>
+      </w:r>
+    </w:p>
+    <w:p>
+      <w:r>
+        <w:rPr>
+          <w:rFonts w:ascii="宋体" w:hAnsi="宋体" w:eastAsia="宋体"/>
+          <w:b/>
+        </w:rPr>
+        <w:t>响应性能</w:t>
+      </w:r>
+      <w:r>
+        <w:rPr>
+          <w:rFonts w:ascii="宋体" w:hAnsi="宋体" w:eastAsia="宋体"/>
+        </w:rPr>
+        <w:t>：全部性能指标达标，满足用户使用需求</w:t>
+      </w:r>
+    </w:p>
+    <w:p>
+      <w:r>
+        <w:rPr>
+          <w:rFonts w:ascii="宋体" w:hAnsi="宋体" w:eastAsia="宋体"/>
+          <w:b/>
+        </w:rPr>
+        <w:t>安全机制</w:t>
+      </w:r>
+      <w:r>
+        <w:rPr>
+          <w:rFonts w:ascii="宋体" w:hAnsi="宋体" w:eastAsia="宋体"/>
+        </w:rPr>
+        <w:t>：认证、授权、加密、审计等安全机制全部通过验证</w:t>
       </w:r>
     </w:p>
     <w:p>
       <w:pPr>
-        <w:ind w:left="420"/>
+        <w:pStyle w:val="Heading2"/>
       </w:pPr>
       <w:r>
+        <w:t>5.3 遗留问题</w:t>
+      </w:r>
+    </w:p>
+    <w:p>
+      <w:r>
         <w:rPr>
-          <w:rFonts w:ascii="Times New Roman" w:hAnsi="Times New Roman" w:eastAsia="宋体"/>
+          <w:rFonts w:ascii="宋体" w:hAnsi="宋体" w:eastAsia="宋体"/>
           <w:b w:val="0"/>
-          <w:sz w:val="24"/>
+          <w:sz w:val="22"/>
         </w:rPr>
-        <w:t>• 密码哈希：bcrypt（成本因子 12）✓</w:t>
+        <w:t>当前版本存在以下已知非关键问题（不影响核心功能）：</w:t>
+      </w:r>
+    </w:p>
+    <w:p>
+      <w:r>
+        <w:rPr>
+          <w:rFonts w:ascii="宋体" w:hAnsi="宋体" w:eastAsia="宋体"/>
+          <w:b w:val="0"/>
+          <w:sz w:val="22"/>
+        </w:rPr>
+        <w:t xml:space="preserve">  - 部分前端组件在低分辨率（1366x768）下布局略有压缩，不影响功能使用。</w:t>
+      </w:r>
+    </w:p>
+    <w:p>
+      <w:r>
+        <w:rPr>
+          <w:rFonts w:ascii="宋体" w:hAnsi="宋体" w:eastAsia="宋体"/>
+          <w:b w:val="0"/>
+          <w:sz w:val="22"/>
+        </w:rPr>
+        <w:t xml:space="preserve">  - 在线卫星影像加载受网络环境影响，弱网环境下可能延迟。系统已提供离线矢量底图作为备选。</w:t>
+      </w:r>
+    </w:p>
+    <w:p>
+      <w:r>
+        <w:rPr>
+          <w:rFonts w:ascii="宋体" w:hAnsi="宋体" w:eastAsia="宋体"/>
+          <w:b w:val="0"/>
+          <w:sz w:val="22"/>
+        </w:rPr>
+        <w:t xml:space="preserve">  - 大文件上传（&gt;50MB）在低配置服务器上可能较慢，建议分段上传或提高服务器配置。</w:t>
       </w:r>
     </w:p>
     <w:p>
       <w:pPr>
-        <w:ind w:left="420"/>
+        <w:pStyle w:val="Heading2"/>
       </w:pPr>
       <w:r>
-        <w:rPr>
-          <w:rFonts w:ascii="Times New Roman" w:hAnsi="Times New Roman" w:eastAsia="宋体"/>
-          <w:b w:val="0"/>
-          <w:sz w:val="24"/>
-        </w:rPr>
-        <w:t>• JWT 认证：HS256 签名，8 小时有效期 ✓</w:t>
+        <w:t>5.4 测试结论</w:t>
       </w:r>
     </w:p>
     <w:p>
-      <w:pPr>
-        <w:ind w:left="420"/>
-      </w:pPr>
       <w:r>
         <w:rPr>
-          <w:rFonts w:ascii="Times New Roman" w:hAnsi="Times New Roman" w:eastAsia="宋体"/>
+          <w:rFonts w:ascii="宋体" w:hAnsi="宋体" w:eastAsia="宋体"/>
           <w:b w:val="0"/>
-          <w:sz w:val="24"/>
+          <w:sz w:val="22"/>
         </w:rPr>
-        <w:t>• 数据隔离：企业数据隔离 + RBAC ✓</w:t>
-      </w:r>
-    </w:p>
-    <w:p>
-      <w:pPr>
-        <w:ind w:left="420"/>
-      </w:pPr>
-      <w:r>
-        <w:rPr>
-          <w:rFonts w:ascii="Times New Roman" w:hAnsi="Times New Roman" w:eastAsia="宋体"/>
-          <w:b w:val="0"/>
-          <w:sz w:val="24"/>
-        </w:rPr>
-        <w:t>• 审计日志：全写操作记录 ✓</w:t>
-      </w:r>
-    </w:p>
-    <w:p>
-      <w:pPr>
-        <w:pStyle w:val="Heading1"/>
-      </w:pPr>
-      <w:r>
-        <w:rPr>
-          <w:rFonts w:ascii="Arial" w:hAnsi="Arial" w:eastAsia="黑体"/>
-          <w:b/>
-          <w:sz w:val="36"/>
-        </w:rPr>
-        <w:t>第七章 测试结论</w:t>
-      </w:r>
-    </w:p>
-    <w:p>
-      <w:pPr>
-        <w:spacing w:line="360" w:lineRule="auto"/>
-        <w:ind w:firstLine="420"/>
-      </w:pPr>
-      <w:r>
-        <w:rPr>
-          <w:rFonts w:ascii="Times New Roman" w:hAnsi="Times New Roman" w:eastAsia="宋体"/>
-          <w:b w:val="0"/>
-          <w:sz w:val="24"/>
-        </w:rPr>
-        <w:t>系统通过全部功能测试（53/53）、系统测试（21/21）、接口测试（41 passed），性能与安全指标达标。系统满足合同约定的全部功能需求与验收标准，具备交付条件。</w:t>
+        <w:t>综上所述，污染场地土壤生态-生产功能重构监管系统 V1.0 已完成全部功能开发和测试验证。测试结果表明系统功能完整、性能达标、安全可靠，满足合同约定的交付要求，建议进入交付验收阶段。</w:t>
       </w:r>
     </w:p>
     <w:sectPr>
-      <w:pgSz w:w="11906" w:h="16838"/>
-      <w:pgMar w:top="1440" w:right="1803" w:bottom="1440" w:left="1803" w:header="720" w:footer="720" w:gutter="0"/>
+      <w:pgSz w:w="12240" w:h="15840"/>
+      <w:pgMar w:top="1440" w:right="1800" w:bottom="1440" w:left="1800" w:header="720" w:footer="720" w:gutter="0"/>
       <w:cols w:space="720"/>
       <w:docGrid w:linePitch="360"/>
     </w:sectPr>
@@ -2666,6 +3255,10 @@
     <w:name w:val="Normal"/>
     <w:qFormat/>
     <w:rsid w:val="00FC693F"/>
+    <w:rPr>
+      <w:rFonts w:ascii="宋体" w:hAnsi="宋体" w:eastAsia="宋体"/>
+      <w:sz w:val="22"/>
+    </w:rPr>
   </w:style>
   <w:style w:type="paragraph" w:styleId="Header">
     <w:name w:val="header"/>
@@ -2726,10 +3319,10 @@
       <w:outlineLvl w:val="0"/>
     </w:pPr>
     <w:rPr>
-      <w:rFonts w:asciiTheme="majorHAnsi" w:eastAsiaTheme="majorEastAsia" w:hAnsiTheme="majorHAnsi" w:cstheme="majorBidi"/>
+      <w:rFonts w:asciiTheme="majorHAnsi" w:eastAsiaTheme="majorEastAsia" w:hAnsiTheme="majorHAnsi" w:cstheme="majorBidi" w:ascii="黑体" w:hAnsi="黑体" w:eastAsia="黑体"/>
       <w:b/>
       <w:bCs/>
-      <w:color w:val="365F91" w:themeColor="accent1" w:themeShade="BF"/>
+      <w:color w:val="003F7F"/>
       <w:sz w:val="28"/>
       <w:szCs w:val="28"/>
     </w:rPr>
@@ -2750,10 +3343,10 @@
       <w:outlineLvl w:val="1"/>
     </w:pPr>
     <w:rPr>
-      <w:rFonts w:asciiTheme="majorHAnsi" w:eastAsiaTheme="majorEastAsia" w:hAnsiTheme="majorHAnsi" w:cstheme="majorBidi"/>
+      <w:rFonts w:asciiTheme="majorHAnsi" w:eastAsiaTheme="majorEastAsia" w:hAnsiTheme="majorHAnsi" w:cstheme="majorBidi" w:ascii="黑体" w:hAnsi="黑体" w:eastAsia="黑体"/>
       <w:b/>
       <w:bCs/>
-      <w:color w:val="4F81BD" w:themeColor="accent1"/>
+      <w:color w:val="003F7F"/>
       <w:sz w:val="26"/>
       <w:szCs w:val="26"/>
     </w:rPr>
@@ -2774,10 +3367,10 @@
       <w:outlineLvl w:val="2"/>
     </w:pPr>
     <w:rPr>
-      <w:rFonts w:asciiTheme="majorHAnsi" w:eastAsiaTheme="majorEastAsia" w:hAnsiTheme="majorHAnsi" w:cstheme="majorBidi"/>
+      <w:rFonts w:asciiTheme="majorHAnsi" w:eastAsiaTheme="majorEastAsia" w:hAnsiTheme="majorHAnsi" w:cstheme="majorBidi" w:ascii="黑体" w:hAnsi="黑体" w:eastAsia="黑体"/>
       <w:b/>
       <w:bCs/>
-      <w:color w:val="4F81BD" w:themeColor="accent1"/>
+      <w:color w:val="003F7F"/>
     </w:rPr>
   </w:style>
   <w:style w:type="paragraph" w:styleId="Heading4">
